--- a/lessons/9-2/downloads/reveal/teacher/9.2-session-2-prerequisite-practice-b.docx
+++ b/lessons/9-2/downloads/reveal/teacher/9.2-session-2-prerequisite-practice-b.docx
@@ -15,10 +15,28 @@
         <w:rPr>
           <w:rFonts w:ascii="Avenir Next" w:hAnsi="Avenir Next" w:cs="Avenir Next" w:eastAsia="Avenir Next"/>
           <w:color w:val="1A1A1A"/>
+          <w:sz w:val="22"/>
+          <w:szCs w:val="20"/>
+        </w:rPr>
+        <w:t xml:space="preserve">Name</w:t>
+      </w:r>
+      <w:r>
+        <w:rPr>
+          <w:rFonts w:ascii="Avenir Next" w:hAnsi="Avenir Next" w:cs="Avenir Next" w:eastAsia="Avenir Next"/>
+          <w:color w:val="1A1A1A"/>
           <w:sz w:val="20"/>
           <w:szCs w:val="20"/>
         </w:rPr>
-        <w:t xml:space="preserve">Name</w:t>
+        <w:tab/>
+      </w:r>
+      <w:r>
+        <w:rPr>
+          <w:rFonts w:ascii="Avenir Next" w:hAnsi="Avenir Next" w:cs="Avenir Next" w:eastAsia="Avenir Next"/>
+          <w:color w:val="1A1A1A"/>
+          <w:sz w:val="22"/>
+          <w:szCs w:val="20"/>
+        </w:rPr>
+        <w:t xml:space="preserve">   Date</w:t>
       </w:r>
       <w:r>
         <w:rPr>
@@ -33,25 +51,7 @@
         <w:rPr>
           <w:rFonts w:ascii="Avenir Next" w:hAnsi="Avenir Next" w:cs="Avenir Next" w:eastAsia="Avenir Next"/>
           <w:color w:val="1A1A1A"/>
-          <w:sz w:val="20"/>
-          <w:szCs w:val="20"/>
-        </w:rPr>
-        <w:t xml:space="preserve">   Date</w:t>
-      </w:r>
-      <w:r>
-        <w:rPr>
-          <w:rFonts w:ascii="Avenir Next" w:hAnsi="Avenir Next" w:cs="Avenir Next" w:eastAsia="Avenir Next"/>
-          <w:color w:val="1A1A1A"/>
-          <w:sz w:val="20"/>
-          <w:szCs w:val="20"/>
-        </w:rPr>
-        <w:tab/>
-      </w:r>
-      <w:r>
-        <w:rPr>
-          <w:rFonts w:ascii="Avenir Next" w:hAnsi="Avenir Next" w:cs="Avenir Next" w:eastAsia="Avenir Next"/>
-          <w:color w:val="1A1A1A"/>
-          <w:sz w:val="20"/>
+          <w:sz w:val="22"/>
           <w:szCs w:val="20"/>
         </w:rPr>
         <w:t xml:space="preserve">   Period</w:t>
@@ -78,7 +78,7 @@
           <w:caps/>
           <w:color w:val="003A70"/>
           <w:spacing w:val="12"/>
-          <w:sz w:val="19"/>
+          <w:sz w:val="22"/>
           <w:szCs w:val="19"/>
         </w:rPr>
         <w:t xml:space="preserve">Lesson 9-2  ·  Session 2  ·  Prerequisite Practice B  ·  Skill 1 of 2</w:t>
@@ -86,6 +86,7 @@
     </w:p>
     <w:p>
       <w:pPr>
+        <w:pStyle w:val="Heading1"/>
         <w:keepNext/>
         <w:spacing w:before="0" w:after="10" w:line="240" w:lineRule="auto"/>
       </w:pPr>
@@ -111,7 +112,7 @@
         <w:rPr>
           <w:rFonts w:ascii="Avenir Next" w:hAnsi="Avenir Next" w:cs="Avenir Next" w:eastAsia="Avenir Next"/>
           <w:color w:val="5A5F66"/>
-          <w:sz w:val="17"/>
+          <w:sz w:val="22"/>
           <w:szCs w:val="17"/>
         </w:rPr>
         <w:t xml:space="preserve">Builds on Lesson 3-2 Session 1 · 6.RP.A.2</w:t>
@@ -154,6 +155,7 @@
           </w:tcPr>
           <w:p>
             <w:pPr>
+              <w:pStyle w:val="Heading2"/>
               <w:spacing w:before="0" w:after="0" w:line="252" w:lineRule="auto"/>
             </w:pPr>
             <w:r>
@@ -183,7 +185,7 @@
               <w:rPr>
                 <w:rFonts w:ascii="Avenir Next" w:hAnsi="Avenir Next" w:cs="Avenir Next" w:eastAsia="Avenir Next"/>
                 <w:color w:val="1A1A1A"/>
-                <w:sz w:val="20"/>
+                <w:sz w:val="22"/>
                 <w:szCs w:val="20"/>
               </w:rPr>
               <w:t xml:space="preserve">You will find miles each hour from (1, 2) and (3, 6), then miles after 8 hours.</w:t>
@@ -203,6 +205,7 @@
           </w:tcPr>
           <w:p>
             <w:pPr>
+              <w:pStyle w:val="Heading2"/>
               <w:spacing w:before="0" w:after="0" w:line="252" w:lineRule="auto"/>
             </w:pPr>
             <w:r>
@@ -232,7 +235,7 @@
               <w:rPr>
                 <w:rFonts w:ascii="Avenir Next" w:hAnsi="Avenir Next" w:cs="Avenir Next" w:eastAsia="Avenir Next"/>
                 <w:color w:val="1A1A1A"/>
-                <w:sz w:val="20"/>
+                <w:sz w:val="22"/>
                 <w:szCs w:val="20"/>
               </w:rPr>
               <w:t xml:space="preserve">Find the amount for one, then multiply, like $24 for 3 bags is $8 a bag.  </w:t>
@@ -242,7 +245,7 @@
                 <w:rFonts w:ascii="Avenir Next" w:hAnsi="Avenir Next" w:cs="Avenir Next" w:eastAsia="Avenir Next"/>
                 <w:b/>
                 <w:color w:val="1A1A1A"/>
-                <w:sz w:val="20"/>
+                <w:sz w:val="22"/>
                 <w:szCs w:val="20"/>
               </w:rPr>
               <w:t xml:space="preserve">You will use it in Practice Form A, problems 3, 5, and 7.</w:t>
@@ -253,6 +256,7 @@
     </w:tbl>
     <w:p>
       <w:pPr>
+        <w:pStyle w:val="Heading2"/>
         <w:keepNext/>
         <w:pBdr>
           <w:bottom w:val="single" w:sz="8" w:space="3" w:color="003A70"/>
@@ -268,7 +272,7 @@
           <w:b/>
           <w:color w:val="003A70"/>
           <w:spacing w:val="14"/>
-          <w:sz w:val="19"/>
+          <w:sz w:val="22"/>
           <w:szCs w:val="19"/>
         </w:rPr>
         <w:t xml:space="preserve">STEPS TO FOLLOW</w:t>
@@ -287,7 +291,7 @@
           <w:rFonts w:ascii="Avenir Next" w:hAnsi="Avenir Next" w:cs="Avenir Next" w:eastAsia="Avenir Next"/>
           <w:i/>
           <w:color w:val="5A5F66"/>
-          <w:sz w:val="17"/>
+          <w:sz w:val="22"/>
           <w:szCs w:val="17"/>
         </w:rPr>
         <w:t xml:space="preserve">use these same steps on every problem</w:t>
@@ -329,6 +333,7 @@
           </w:tcPr>
           <w:p>
             <w:pPr>
+              <w:pStyle w:val="Heading1"/>
               <w:spacing w:before="0" w:after="0" w:line="240" w:lineRule="auto"/>
               <w:jc w:val="center"/>
             </w:pPr>
@@ -358,7 +363,7 @@
                 <w:rFonts w:ascii="Avenir Next" w:hAnsi="Avenir Next" w:cs="Avenir Next" w:eastAsia="Avenir Next"/>
                 <w:b/>
                 <w:color w:val="1A1A1A"/>
-                <w:sz w:val="21"/>
+                <w:sz w:val="22"/>
                 <w:szCs w:val="21"/>
               </w:rPr>
               <w:t xml:space="preserve">Divide</w:t>
@@ -367,7 +372,7 @@
               <w:rPr>
                 <w:rFonts w:ascii="Avenir Next" w:hAnsi="Avenir Next" w:cs="Avenir Next" w:eastAsia="Avenir Next"/>
                 <w:color w:val="1A1A1A"/>
-                <w:sz w:val="21"/>
+                <w:sz w:val="22"/>
                 <w:szCs w:val="21"/>
               </w:rPr>
               <w:t xml:space="preserve"> the total by the number of units.</w:t>
@@ -386,6 +391,7 @@
           </w:tcPr>
           <w:p>
             <w:pPr>
+              <w:pStyle w:val="Heading1"/>
               <w:spacing w:before="0" w:after="0" w:line="240" w:lineRule="auto"/>
               <w:jc w:val="center"/>
             </w:pPr>
@@ -414,7 +420,7 @@
               <w:rPr>
                 <w:rFonts w:ascii="Avenir Next" w:hAnsi="Avenir Next" w:cs="Avenir Next" w:eastAsia="Avenir Next"/>
                 <w:color w:val="1A1A1A"/>
-                <w:sz w:val="21"/>
+                <w:sz w:val="22"/>
                 <w:szCs w:val="21"/>
               </w:rPr>
               <w:t xml:space="preserve">That is the </w:t>
@@ -424,7 +430,7 @@
                 <w:rFonts w:ascii="Avenir Next" w:hAnsi="Avenir Next" w:cs="Avenir Next" w:eastAsia="Avenir Next"/>
                 <w:b/>
                 <w:color w:val="1A1A1A"/>
-                <w:sz w:val="21"/>
+                <w:sz w:val="22"/>
                 <w:szCs w:val="21"/>
               </w:rPr>
               <w:t xml:space="preserve">unit rate</w:t>
@@ -433,7 +439,7 @@
               <w:rPr>
                 <w:rFonts w:ascii="Avenir Next" w:hAnsi="Avenir Next" w:cs="Avenir Next" w:eastAsia="Avenir Next"/>
                 <w:color w:val="1A1A1A"/>
-                <w:sz w:val="21"/>
+                <w:sz w:val="22"/>
                 <w:szCs w:val="21"/>
               </w:rPr>
               <w:t xml:space="preserve">: the amount for one.</w:t>
@@ -452,6 +458,7 @@
           </w:tcPr>
           <w:p>
             <w:pPr>
+              <w:pStyle w:val="Heading1"/>
               <w:spacing w:before="0" w:after="0" w:line="240" w:lineRule="auto"/>
               <w:jc w:val="center"/>
             </w:pPr>
@@ -481,7 +488,7 @@
                 <w:rFonts w:ascii="Avenir Next" w:hAnsi="Avenir Next" w:cs="Avenir Next" w:eastAsia="Avenir Next"/>
                 <w:b/>
                 <w:color w:val="1A1A1A"/>
-                <w:sz w:val="21"/>
+                <w:sz w:val="22"/>
                 <w:szCs w:val="21"/>
               </w:rPr>
               <w:t xml:space="preserve">Multiply</w:t>
@@ -490,7 +497,7 @@
               <w:rPr>
                 <w:rFonts w:ascii="Avenir Next" w:hAnsi="Avenir Next" w:cs="Avenir Next" w:eastAsia="Avenir Next"/>
                 <w:color w:val="1A1A1A"/>
-                <w:sz w:val="21"/>
+                <w:sz w:val="22"/>
                 <w:szCs w:val="21"/>
               </w:rPr>
               <w:t xml:space="preserve"> the unit rate by the new number of units.</w:t>
@@ -501,6 +508,7 @@
     </w:tbl>
     <w:p>
       <w:pPr>
+        <w:pStyle w:val="Heading2"/>
         <w:keepNext/>
         <w:pBdr>
           <w:bottom w:val="single" w:sz="8" w:space="3" w:color="003A70"/>
@@ -516,7 +524,7 @@
           <w:b/>
           <w:color w:val="003A70"/>
           <w:spacing w:val="14"/>
-          <w:sz w:val="19"/>
+          <w:sz w:val="22"/>
           <w:szCs w:val="19"/>
         </w:rPr>
         <w:t xml:space="preserve">WATCH ME</w:t>
@@ -535,7 +543,7 @@
           <w:rFonts w:ascii="Avenir Next" w:hAnsi="Avenir Next" w:cs="Avenir Next" w:eastAsia="Avenir Next"/>
           <w:i/>
           <w:color w:val="5A5F66"/>
-          <w:sz w:val="17"/>
+          <w:sz w:val="22"/>
           <w:szCs w:val="17"/>
         </w:rPr>
         <w:t xml:space="preserve">the steps in action</w:t>
@@ -550,7 +558,7 @@
           <w:rFonts w:ascii="Avenir Next" w:hAnsi="Avenir Next" w:cs="Avenir Next" w:eastAsia="Avenir Next"/>
           <w:b/>
           <w:color w:val="1A1A1A"/>
-          <w:sz w:val="21"/>
+          <w:sz w:val="22"/>
           <w:szCs w:val="21"/>
         </w:rPr>
         <w:t xml:space="preserve">$24 for 3 bags. Find the cost of 8 bags.</w:t>
@@ -569,25 +577,25 @@
           <w:rFonts w:ascii="Avenir Next" w:hAnsi="Avenir Next" w:cs="Avenir Next" w:eastAsia="Avenir Next"/>
           <w:b/>
           <w:color w:val="003A70"/>
+          <w:sz w:val="22"/>
+          <w:szCs w:val="19"/>
+        </w:rPr>
+        <w:t xml:space="preserve">Step 1</w:t>
+      </w:r>
+      <w:r>
+        <w:rPr>
+          <w:rFonts w:ascii="Avenir Next" w:hAnsi="Avenir Next" w:cs="Avenir Next" w:eastAsia="Avenir Next"/>
+          <w:color w:val="1A1A1A"/>
           <w:sz w:val="19"/>
           <w:szCs w:val="19"/>
         </w:rPr>
-        <w:t xml:space="preserve">Step 1</w:t>
-      </w:r>
-      <w:r>
-        <w:rPr>
-          <w:rFonts w:ascii="Avenir Next" w:hAnsi="Avenir Next" w:cs="Avenir Next" w:eastAsia="Avenir Next"/>
-          <w:color w:val="1A1A1A"/>
-          <w:sz w:val="19"/>
-          <w:szCs w:val="19"/>
-        </w:rPr>
         <w:tab/>
       </w:r>
       <w:r>
         <w:rPr>
           <w:rFonts w:ascii="Avenir Next" w:hAnsi="Avenir Next" w:cs="Avenir Next" w:eastAsia="Avenir Next"/>
           <w:color w:val="1A1A1A"/>
-          <w:sz w:val="21"/>
+          <w:sz w:val="22"/>
           <w:szCs w:val="21"/>
         </w:rPr>
         <w:t xml:space="preserve">24 ÷ 3 = 8</w:t>
@@ -606,25 +614,25 @@
           <w:rFonts w:ascii="Avenir Next" w:hAnsi="Avenir Next" w:cs="Avenir Next" w:eastAsia="Avenir Next"/>
           <w:b/>
           <w:color w:val="003A70"/>
+          <w:sz w:val="22"/>
+          <w:szCs w:val="19"/>
+        </w:rPr>
+        <w:t xml:space="preserve">Step 2</w:t>
+      </w:r>
+      <w:r>
+        <w:rPr>
+          <w:rFonts w:ascii="Avenir Next" w:hAnsi="Avenir Next" w:cs="Avenir Next" w:eastAsia="Avenir Next"/>
+          <w:color w:val="1A1A1A"/>
           <w:sz w:val="19"/>
           <w:szCs w:val="19"/>
         </w:rPr>
-        <w:t xml:space="preserve">Step 2</w:t>
-      </w:r>
-      <w:r>
-        <w:rPr>
-          <w:rFonts w:ascii="Avenir Next" w:hAnsi="Avenir Next" w:cs="Avenir Next" w:eastAsia="Avenir Next"/>
-          <w:color w:val="1A1A1A"/>
-          <w:sz w:val="19"/>
-          <w:szCs w:val="19"/>
-        </w:rPr>
         <w:tab/>
       </w:r>
       <w:r>
         <w:rPr>
           <w:rFonts w:ascii="Avenir Next" w:hAnsi="Avenir Next" w:cs="Avenir Next" w:eastAsia="Avenir Next"/>
           <w:color w:val="1A1A1A"/>
-          <w:sz w:val="21"/>
+          <w:sz w:val="22"/>
           <w:szCs w:val="21"/>
         </w:rPr>
         <w:t xml:space="preserve">Unit rate: $8 per bag.</w:t>
@@ -643,25 +651,25 @@
           <w:rFonts w:ascii="Avenir Next" w:hAnsi="Avenir Next" w:cs="Avenir Next" w:eastAsia="Avenir Next"/>
           <w:b/>
           <w:color w:val="003A70"/>
+          <w:sz w:val="22"/>
+          <w:szCs w:val="19"/>
+        </w:rPr>
+        <w:t xml:space="preserve">Step 3</w:t>
+      </w:r>
+      <w:r>
+        <w:rPr>
+          <w:rFonts w:ascii="Avenir Next" w:hAnsi="Avenir Next" w:cs="Avenir Next" w:eastAsia="Avenir Next"/>
+          <w:color w:val="1A1A1A"/>
           <w:sz w:val="19"/>
           <w:szCs w:val="19"/>
         </w:rPr>
-        <w:t xml:space="preserve">Step 3</w:t>
-      </w:r>
-      <w:r>
-        <w:rPr>
-          <w:rFonts w:ascii="Avenir Next" w:hAnsi="Avenir Next" w:cs="Avenir Next" w:eastAsia="Avenir Next"/>
-          <w:color w:val="1A1A1A"/>
-          <w:sz w:val="19"/>
-          <w:szCs w:val="19"/>
-        </w:rPr>
         <w:tab/>
       </w:r>
       <w:r>
         <w:rPr>
           <w:rFonts w:ascii="Avenir Next" w:hAnsi="Avenir Next" w:cs="Avenir Next" w:eastAsia="Avenir Next"/>
           <w:color w:val="1A1A1A"/>
-          <w:sz w:val="21"/>
+          <w:sz w:val="22"/>
           <w:szCs w:val="21"/>
         </w:rPr>
         <w:t xml:space="preserve">8 × 8 = 64</w:t>
@@ -680,18 +688,18 @@
           <w:rFonts w:ascii="Avenir Next" w:hAnsi="Avenir Next" w:cs="Avenir Next" w:eastAsia="Avenir Next"/>
           <w:b/>
           <w:color w:val="1A1A1A"/>
+          <w:sz w:val="22"/>
+          <w:szCs w:val="21"/>
+        </w:rPr>
+        <w:t xml:space="preserve">Answer</w:t>
+      </w:r>
+      <w:r>
+        <w:rPr>
+          <w:rFonts w:ascii="Avenir Next" w:hAnsi="Avenir Next" w:cs="Avenir Next" w:eastAsia="Avenir Next"/>
+          <w:color w:val="1A1A1A"/>
           <w:sz w:val="21"/>
           <w:szCs w:val="21"/>
         </w:rPr>
-        <w:t xml:space="preserve">Answer</w:t>
-      </w:r>
-      <w:r>
-        <w:rPr>
-          <w:rFonts w:ascii="Avenir Next" w:hAnsi="Avenir Next" w:cs="Avenir Next" w:eastAsia="Avenir Next"/>
-          <w:color w:val="1A1A1A"/>
-          <w:sz w:val="21"/>
-          <w:szCs w:val="21"/>
-        </w:rPr>
         <w:tab/>
       </w:r>
       <w:r>
@@ -699,7 +707,7 @@
           <w:rFonts w:ascii="Avenir Next" w:hAnsi="Avenir Next" w:cs="Avenir Next" w:eastAsia="Avenir Next"/>
           <w:b/>
           <w:color w:val="1A1A1A"/>
-          <w:sz w:val="21"/>
+          <w:sz w:val="22"/>
           <w:szCs w:val="21"/>
         </w:rPr>
         <w:t xml:space="preserve">$64</w:t>
@@ -707,6 +715,7 @@
     </w:p>
     <w:p>
       <w:pPr>
+        <w:pStyle w:val="Heading2"/>
         <w:keepNext/>
         <w:pBdr>
           <w:bottom w:val="single" w:sz="8" w:space="3" w:color="003A70"/>
@@ -722,7 +731,7 @@
           <w:b/>
           <w:color w:val="003A70"/>
           <w:spacing w:val="14"/>
-          <w:sz w:val="19"/>
+          <w:sz w:val="22"/>
           <w:szCs w:val="19"/>
         </w:rPr>
         <w:t xml:space="preserve">TRY IT WITH HELP</w:t>
@@ -741,7 +750,7 @@
           <w:rFonts w:ascii="Avenir Next" w:hAnsi="Avenir Next" w:cs="Avenir Next" w:eastAsia="Avenir Next"/>
           <w:i/>
           <w:color w:val="5A5F66"/>
-          <w:sz w:val="17"/>
+          <w:sz w:val="22"/>
           <w:szCs w:val="17"/>
         </w:rPr>
         <w:t xml:space="preserve">fill in each step</w:t>
@@ -799,25 +808,25 @@
           <w:rFonts w:ascii="Avenir Next" w:hAnsi="Avenir Next" w:cs="Avenir Next" w:eastAsia="Avenir Next"/>
           <w:b/>
           <w:color w:val="003A70"/>
+          <w:sz w:val="22"/>
+          <w:szCs w:val="18"/>
+        </w:rPr>
+        <w:t xml:space="preserve">Step 1</w:t>
+      </w:r>
+      <w:r>
+        <w:rPr>
+          <w:rFonts w:ascii="Avenir Next" w:hAnsi="Avenir Next" w:cs="Avenir Next" w:eastAsia="Avenir Next"/>
+          <w:color w:val="1A1A1A"/>
           <w:sz w:val="18"/>
           <w:szCs w:val="18"/>
         </w:rPr>
-        <w:t xml:space="preserve">Step 1</w:t>
-      </w:r>
-      <w:r>
-        <w:rPr>
-          <w:rFonts w:ascii="Avenir Next" w:hAnsi="Avenir Next" w:cs="Avenir Next" w:eastAsia="Avenir Next"/>
-          <w:color w:val="1A1A1A"/>
-          <w:sz w:val="18"/>
-          <w:szCs w:val="18"/>
-        </w:rPr>
         <w:tab/>
       </w:r>
       <w:r>
         <w:rPr>
           <w:rFonts w:ascii="Avenir Next" w:hAnsi="Avenir Next" w:cs="Avenir Next" w:eastAsia="Avenir Next"/>
           <w:color w:val="1A1A1A"/>
-          <w:sz w:val="21"/>
+          <w:sz w:val="22"/>
           <w:szCs w:val="21"/>
         </w:rPr>
         <w:t xml:space="preserve">84 ÷ 4 = </w:t>
@@ -847,35 +856,35 @@
           <w:rFonts w:ascii="Avenir Next" w:hAnsi="Avenir Next" w:cs="Avenir Next" w:eastAsia="Avenir Next"/>
           <w:b/>
           <w:color w:val="003A70"/>
+          <w:sz w:val="22"/>
+          <w:szCs w:val="18"/>
+        </w:rPr>
+        <w:t xml:space="preserve">Step 2</w:t>
+      </w:r>
+      <w:r>
+        <w:rPr>
+          <w:rFonts w:ascii="Avenir Next" w:hAnsi="Avenir Next" w:cs="Avenir Next" w:eastAsia="Avenir Next"/>
+          <w:color w:val="1A1A1A"/>
           <w:sz w:val="18"/>
           <w:szCs w:val="18"/>
         </w:rPr>
-        <w:t xml:space="preserve">Step 2</w:t>
-      </w:r>
-      <w:r>
-        <w:rPr>
-          <w:rFonts w:ascii="Avenir Next" w:hAnsi="Avenir Next" w:cs="Avenir Next" w:eastAsia="Avenir Next"/>
-          <w:color w:val="1A1A1A"/>
-          <w:sz w:val="18"/>
-          <w:szCs w:val="18"/>
-        </w:rPr>
         <w:tab/>
       </w:r>
       <w:r>
         <w:rPr>
           <w:rFonts w:ascii="Avenir Next" w:hAnsi="Avenir Next" w:cs="Avenir Next" w:eastAsia="Avenir Next"/>
           <w:color w:val="1A1A1A"/>
+          <w:sz w:val="22"/>
+          <w:szCs w:val="21"/>
+        </w:rPr>
+        <w:t xml:space="preserve">Unit rate: </w:t>
+      </w:r>
+      <w:r>
+        <w:rPr>
+          <w:rFonts w:ascii="Avenir Next" w:hAnsi="Avenir Next" w:cs="Avenir Next" w:eastAsia="Avenir Next"/>
+          <w:color w:val="1A1A1A"/>
           <w:sz w:val="21"/>
           <w:szCs w:val="21"/>
-        </w:rPr>
-        <w:t xml:space="preserve">Unit rate: </w:t>
-      </w:r>
-      <w:r>
-        <w:rPr>
-          <w:rFonts w:ascii="Avenir Next" w:hAnsi="Avenir Next" w:cs="Avenir Next" w:eastAsia="Avenir Next"/>
-          <w:color w:val="1A1A1A"/>
-          <w:sz w:val="21"/>
-          <w:szCs w:val="21"/>
           <w:u w:val="single"/>
         </w:rPr>
         <w:t xml:space="preserve">                </w:t>
@@ -884,7 +893,7 @@
         <w:rPr>
           <w:rFonts w:ascii="Avenir Next" w:hAnsi="Avenir Next" w:cs="Avenir Next" w:eastAsia="Avenir Next"/>
           <w:color w:val="1A1A1A"/>
-          <w:sz w:val="21"/>
+          <w:sz w:val="22"/>
           <w:szCs w:val="21"/>
         </w:rPr>
         <w:t xml:space="preserve"> miles per hour.</w:t>
@@ -904,35 +913,35 @@
           <w:rFonts w:ascii="Avenir Next" w:hAnsi="Avenir Next" w:cs="Avenir Next" w:eastAsia="Avenir Next"/>
           <w:b/>
           <w:color w:val="003A70"/>
+          <w:sz w:val="22"/>
+          <w:szCs w:val="18"/>
+        </w:rPr>
+        <w:t xml:space="preserve">Step 3</w:t>
+      </w:r>
+      <w:r>
+        <w:rPr>
+          <w:rFonts w:ascii="Avenir Next" w:hAnsi="Avenir Next" w:cs="Avenir Next" w:eastAsia="Avenir Next"/>
+          <w:color w:val="1A1A1A"/>
           <w:sz w:val="18"/>
           <w:szCs w:val="18"/>
         </w:rPr>
-        <w:t xml:space="preserve">Step 3</w:t>
-      </w:r>
-      <w:r>
-        <w:rPr>
-          <w:rFonts w:ascii="Avenir Next" w:hAnsi="Avenir Next" w:cs="Avenir Next" w:eastAsia="Avenir Next"/>
-          <w:color w:val="1A1A1A"/>
-          <w:sz w:val="18"/>
-          <w:szCs w:val="18"/>
-        </w:rPr>
         <w:tab/>
       </w:r>
       <w:r>
         <w:rPr>
           <w:rFonts w:ascii="Avenir Next" w:hAnsi="Avenir Next" w:cs="Avenir Next" w:eastAsia="Avenir Next"/>
           <w:color w:val="1A1A1A"/>
+          <w:sz w:val="22"/>
+          <w:szCs w:val="21"/>
+        </w:rPr>
+        <w:t xml:space="preserve">21 × 6 = </w:t>
+      </w:r>
+      <w:r>
+        <w:rPr>
+          <w:rFonts w:ascii="Avenir Next" w:hAnsi="Avenir Next" w:cs="Avenir Next" w:eastAsia="Avenir Next"/>
+          <w:color w:val="1A1A1A"/>
           <w:sz w:val="21"/>
           <w:szCs w:val="21"/>
-        </w:rPr>
-        <w:t xml:space="preserve">21 × 6 = </w:t>
-      </w:r>
-      <w:r>
-        <w:rPr>
-          <w:rFonts w:ascii="Avenir Next" w:hAnsi="Avenir Next" w:cs="Avenir Next" w:eastAsia="Avenir Next"/>
-          <w:color w:val="1A1A1A"/>
-          <w:sz w:val="21"/>
-          <w:szCs w:val="21"/>
           <w:u w:val="single"/>
         </w:rPr>
         <w:t xml:space="preserve">                </w:t>
@@ -941,7 +950,7 @@
         <w:rPr>
           <w:rFonts w:ascii="Avenir Next" w:hAnsi="Avenir Next" w:cs="Avenir Next" w:eastAsia="Avenir Next"/>
           <w:color w:val="1A1A1A"/>
-          <w:sz w:val="21"/>
+          <w:sz w:val="22"/>
           <w:szCs w:val="21"/>
         </w:rPr>
         <w:t xml:space="preserve"> miles</w:t>
@@ -1004,25 +1013,25 @@
           <w:rFonts w:ascii="Avenir Next" w:hAnsi="Avenir Next" w:cs="Avenir Next" w:eastAsia="Avenir Next"/>
           <w:b/>
           <w:color w:val="003A70"/>
+          <w:sz w:val="22"/>
+          <w:szCs w:val="18"/>
+        </w:rPr>
+        <w:t xml:space="preserve">Step 1</w:t>
+      </w:r>
+      <w:r>
+        <w:rPr>
+          <w:rFonts w:ascii="Avenir Next" w:hAnsi="Avenir Next" w:cs="Avenir Next" w:eastAsia="Avenir Next"/>
+          <w:color w:val="1A1A1A"/>
           <w:sz w:val="18"/>
           <w:szCs w:val="18"/>
         </w:rPr>
-        <w:t xml:space="preserve">Step 1</w:t>
-      </w:r>
-      <w:r>
-        <w:rPr>
-          <w:rFonts w:ascii="Avenir Next" w:hAnsi="Avenir Next" w:cs="Avenir Next" w:eastAsia="Avenir Next"/>
-          <w:color w:val="1A1A1A"/>
-          <w:sz w:val="18"/>
-          <w:szCs w:val="18"/>
-        </w:rPr>
         <w:tab/>
       </w:r>
       <w:r>
         <w:rPr>
           <w:rFonts w:ascii="Avenir Next" w:hAnsi="Avenir Next" w:cs="Avenir Next" w:eastAsia="Avenir Next"/>
           <w:color w:val="1A1A1A"/>
-          <w:sz w:val="21"/>
+          <w:sz w:val="22"/>
           <w:szCs w:val="21"/>
         </w:rPr>
         <w:t xml:space="preserve">35 ÷ 5 = </w:t>
@@ -1052,35 +1061,35 @@
           <w:rFonts w:ascii="Avenir Next" w:hAnsi="Avenir Next" w:cs="Avenir Next" w:eastAsia="Avenir Next"/>
           <w:b/>
           <w:color w:val="003A70"/>
+          <w:sz w:val="22"/>
+          <w:szCs w:val="18"/>
+        </w:rPr>
+        <w:t xml:space="preserve">Step 2</w:t>
+      </w:r>
+      <w:r>
+        <w:rPr>
+          <w:rFonts w:ascii="Avenir Next" w:hAnsi="Avenir Next" w:cs="Avenir Next" w:eastAsia="Avenir Next"/>
+          <w:color w:val="1A1A1A"/>
           <w:sz w:val="18"/>
           <w:szCs w:val="18"/>
         </w:rPr>
-        <w:t xml:space="preserve">Step 2</w:t>
-      </w:r>
-      <w:r>
-        <w:rPr>
-          <w:rFonts w:ascii="Avenir Next" w:hAnsi="Avenir Next" w:cs="Avenir Next" w:eastAsia="Avenir Next"/>
-          <w:color w:val="1A1A1A"/>
-          <w:sz w:val="18"/>
-          <w:szCs w:val="18"/>
-        </w:rPr>
         <w:tab/>
       </w:r>
       <w:r>
         <w:rPr>
           <w:rFonts w:ascii="Avenir Next" w:hAnsi="Avenir Next" w:cs="Avenir Next" w:eastAsia="Avenir Next"/>
           <w:color w:val="1A1A1A"/>
+          <w:sz w:val="22"/>
+          <w:szCs w:val="21"/>
+        </w:rPr>
+        <w:t xml:space="preserve">Unit rate: $</w:t>
+      </w:r>
+      <w:r>
+        <w:rPr>
+          <w:rFonts w:ascii="Avenir Next" w:hAnsi="Avenir Next" w:cs="Avenir Next" w:eastAsia="Avenir Next"/>
+          <w:color w:val="1A1A1A"/>
           <w:sz w:val="21"/>
           <w:szCs w:val="21"/>
-        </w:rPr>
-        <w:t xml:space="preserve">Unit rate: $</w:t>
-      </w:r>
-      <w:r>
-        <w:rPr>
-          <w:rFonts w:ascii="Avenir Next" w:hAnsi="Avenir Next" w:cs="Avenir Next" w:eastAsia="Avenir Next"/>
-          <w:color w:val="1A1A1A"/>
-          <w:sz w:val="21"/>
-          <w:szCs w:val="21"/>
           <w:u w:val="single"/>
         </w:rPr>
         <w:t xml:space="preserve">                </w:t>
@@ -1089,7 +1098,7 @@
         <w:rPr>
           <w:rFonts w:ascii="Avenir Next" w:hAnsi="Avenir Next" w:cs="Avenir Next" w:eastAsia="Avenir Next"/>
           <w:color w:val="1A1A1A"/>
-          <w:sz w:val="21"/>
+          <w:sz w:val="22"/>
           <w:szCs w:val="21"/>
         </w:rPr>
         <w:t xml:space="preserve"> per ticket.</w:t>
@@ -1109,35 +1118,35 @@
           <w:rFonts w:ascii="Avenir Next" w:hAnsi="Avenir Next" w:cs="Avenir Next" w:eastAsia="Avenir Next"/>
           <w:b/>
           <w:color w:val="003A70"/>
+          <w:sz w:val="22"/>
+          <w:szCs w:val="18"/>
+        </w:rPr>
+        <w:t xml:space="preserve">Step 3</w:t>
+      </w:r>
+      <w:r>
+        <w:rPr>
+          <w:rFonts w:ascii="Avenir Next" w:hAnsi="Avenir Next" w:cs="Avenir Next" w:eastAsia="Avenir Next"/>
+          <w:color w:val="1A1A1A"/>
           <w:sz w:val="18"/>
           <w:szCs w:val="18"/>
         </w:rPr>
-        <w:t xml:space="preserve">Step 3</w:t>
-      </w:r>
-      <w:r>
-        <w:rPr>
-          <w:rFonts w:ascii="Avenir Next" w:hAnsi="Avenir Next" w:cs="Avenir Next" w:eastAsia="Avenir Next"/>
-          <w:color w:val="1A1A1A"/>
-          <w:sz w:val="18"/>
-          <w:szCs w:val="18"/>
-        </w:rPr>
         <w:tab/>
       </w:r>
       <w:r>
         <w:rPr>
           <w:rFonts w:ascii="Avenir Next" w:hAnsi="Avenir Next" w:cs="Avenir Next" w:eastAsia="Avenir Next"/>
           <w:color w:val="1A1A1A"/>
+          <w:sz w:val="22"/>
+          <w:szCs w:val="21"/>
+        </w:rPr>
+        <w:t xml:space="preserve">7 × 9 = $</w:t>
+      </w:r>
+      <w:r>
+        <w:rPr>
+          <w:rFonts w:ascii="Avenir Next" w:hAnsi="Avenir Next" w:cs="Avenir Next" w:eastAsia="Avenir Next"/>
+          <w:color w:val="1A1A1A"/>
           <w:sz w:val="21"/>
           <w:szCs w:val="21"/>
-        </w:rPr>
-        <w:t xml:space="preserve">7 × 9 = $</w:t>
-      </w:r>
-      <w:r>
-        <w:rPr>
-          <w:rFonts w:ascii="Avenir Next" w:hAnsi="Avenir Next" w:cs="Avenir Next" w:eastAsia="Avenir Next"/>
-          <w:color w:val="1A1A1A"/>
-          <w:sz w:val="21"/>
-          <w:szCs w:val="21"/>
           <w:u w:val="single"/>
         </w:rPr>
         <w:t xml:space="preserve">                </w:t>
@@ -1150,6 +1159,7 @@
     </w:p>
     <w:p>
       <w:pPr>
+        <w:pStyle w:val="Heading2"/>
         <w:keepNext/>
         <w:pBdr>
           <w:bottom w:val="single" w:sz="8" w:space="3" w:color="003A70"/>
@@ -1165,7 +1175,7 @@
           <w:b/>
           <w:color w:val="003A70"/>
           <w:spacing w:val="14"/>
-          <w:sz w:val="19"/>
+          <w:sz w:val="22"/>
           <w:szCs w:val="19"/>
         </w:rPr>
         <w:t xml:space="preserve">YOUR TURN</w:t>
@@ -1184,7 +1194,7 @@
           <w:rFonts w:ascii="Avenir Next" w:hAnsi="Avenir Next" w:cs="Avenir Next" w:eastAsia="Avenir Next"/>
           <w:i/>
           <w:color w:val="5A5F66"/>
-          <w:sz w:val="17"/>
+          <w:sz w:val="22"/>
           <w:szCs w:val="17"/>
         </w:rPr>
         <w:t xml:space="preserve">use the steps on your own</w:t>
@@ -1355,7 +1365,7 @@
                       <w:szCs w:val="22"/>
                       <w:u w:val="single"/>
                     </w:rPr>
-                    <w:t xml:space="preserve">        </w:t>
+                    <w:t xml:space="preserve">            </w:t>
                   </w:r>
                 </w:p>
               </w:tc>
@@ -1417,7 +1427,7 @@
                       <w:szCs w:val="22"/>
                       <w:u w:val="single"/>
                     </w:rPr>
-                    <w:t xml:space="preserve">        </w:t>
+                    <w:t xml:space="preserve">            </w:t>
                   </w:r>
                 </w:p>
               </w:tc>
@@ -1485,7 +1495,7 @@
                       <w:szCs w:val="22"/>
                       <w:u w:val="single"/>
                     </w:rPr>
-                    <w:t xml:space="preserve">        </w:t>
+                    <w:t xml:space="preserve">            </w:t>
                   </w:r>
                 </w:p>
               </w:tc>
@@ -1547,7 +1557,7 @@
                       <w:szCs w:val="22"/>
                       <w:u w:val="single"/>
                     </w:rPr>
-                    <w:t xml:space="preserve">        </w:t>
+                    <w:t xml:space="preserve">            </w:t>
                   </w:r>
                 </w:p>
               </w:tc>
@@ -1570,7 +1580,7 @@
       <w:pPr>
         <w:pageBreakBefore/>
         <w:keepNext/>
-        <w:spacing w:before="0" w:after="12" w:line="264" w:lineRule="auto"/>
+        <w:spacing w:before="0" w:after="10" w:line="252" w:lineRule="auto"/>
       </w:pPr>
       <w:r>
         <w:rPr>
@@ -1579,7 +1589,7 @@
           <w:caps/>
           <w:color w:val="003A70"/>
           <w:spacing w:val="12"/>
-          <w:sz w:val="19"/>
+          <w:sz w:val="22"/>
           <w:szCs w:val="19"/>
         </w:rPr>
         <w:t xml:space="preserve">Lesson 9-2  ·  Session 2  ·  Prerequisite Practice B  ·  Skill 2 of 2</w:t>
@@ -1587,8 +1597,9 @@
     </w:p>
     <w:p>
       <w:pPr>
+        <w:pStyle w:val="Heading1"/>
         <w:keepNext/>
-        <w:spacing w:before="0" w:after="10" w:line="240" w:lineRule="auto"/>
+        <w:spacing w:before="0" w:after="8" w:line="240" w:lineRule="auto"/>
       </w:pPr>
       <w:r>
         <w:rPr>
@@ -1606,13 +1617,13 @@
         <w:pBdr>
           <w:bottom w:val="single" w:sz="4" w:space="5" w:color="C9CDD2"/>
         </w:pBdr>
-        <w:spacing w:before="0" w:after="60" w:line="264" w:lineRule="auto"/>
+        <w:spacing w:before="0" w:after="51" w:line="252" w:lineRule="auto"/>
       </w:pPr>
       <w:r>
         <w:rPr>
           <w:rFonts w:ascii="Avenir Next" w:hAnsi="Avenir Next" w:cs="Avenir Next" w:eastAsia="Avenir Next"/>
           <w:color w:val="5A5F66"/>
-          <w:sz w:val="17"/>
+          <w:sz w:val="22"/>
           <w:szCs w:val="17"/>
         </w:rPr>
         <w:t xml:space="preserve">Builds on Lesson 9-2 Session 1 · 6.EE.C.9</w:t>
@@ -1655,7 +1666,8 @@
           </w:tcPr>
           <w:p>
             <w:pPr>
-              <w:spacing w:before="0" w:after="0" w:line="252" w:lineRule="auto"/>
+              <w:pStyle w:val="Heading2"/>
+              <w:spacing w:before="0" w:after="0" w:line="246" w:lineRule="auto"/>
             </w:pPr>
             <w:r>
               <w:rPr>
@@ -1678,13 +1690,13 @@
           </w:tcPr>
           <w:p>
             <w:pPr>
-              <w:spacing w:before="0" w:after="0" w:line="264" w:lineRule="auto"/>
+              <w:spacing w:before="0" w:after="0" w:line="252" w:lineRule="auto"/>
             </w:pPr>
             <w:r>
               <w:rPr>
                 <w:rFonts w:ascii="Avenir Next" w:hAnsi="Avenir Next" w:cs="Avenir Next" w:eastAsia="Avenir Next"/>
                 <w:color w:val="1A1A1A"/>
-                <w:sz w:val="20"/>
+                <w:sz w:val="22"/>
                 <w:szCs w:val="20"/>
               </w:rPr>
               <w:t xml:space="preserve">You will write the pair for 10 hours on a water-tank graph.</w:t>
@@ -1704,7 +1716,8 @@
           </w:tcPr>
           <w:p>
             <w:pPr>
-              <w:spacing w:before="0" w:after="0" w:line="252" w:lineRule="auto"/>
+              <w:pStyle w:val="Heading2"/>
+              <w:spacing w:before="0" w:after="0" w:line="246" w:lineRule="auto"/>
             </w:pPr>
             <w:r>
               <w:rPr>
@@ -1727,13 +1740,13 @@
           </w:tcPr>
           <w:p>
             <w:pPr>
-              <w:spacing w:before="0" w:after="0" w:line="264" w:lineRule="auto"/>
+              <w:spacing w:before="0" w:after="0" w:line="252" w:lineRule="auto"/>
             </w:pPr>
             <w:r>
               <w:rPr>
                 <w:rFonts w:ascii="Avenir Next" w:hAnsi="Avenir Next" w:cs="Avenir Next" w:eastAsia="Avenir Next"/>
                 <w:color w:val="1A1A1A"/>
-                <w:sz w:val="20"/>
+                <w:sz w:val="22"/>
                 <w:szCs w:val="20"/>
               </w:rPr>
               <w:t xml:space="preserve">Turn a table row into a point (</w:t>
@@ -1743,7 +1756,7 @@
                 <w:rFonts w:ascii="Avenir Next" w:hAnsi="Avenir Next" w:cs="Avenir Next" w:eastAsia="Avenir Next"/>
                 <w:i/>
                 <w:color w:val="1A1A1A"/>
-                <w:sz w:val="20"/>
+                <w:sz w:val="22"/>
                 <w:szCs w:val="20"/>
               </w:rPr>
               <w:t xml:space="preserve">x</w:t>
@@ -1752,7 +1765,7 @@
               <w:rPr>
                 <w:rFonts w:ascii="Avenir Next" w:hAnsi="Avenir Next" w:cs="Avenir Next" w:eastAsia="Avenir Next"/>
                 <w:color w:val="1A1A1A"/>
-                <w:sz w:val="20"/>
+                <w:sz w:val="22"/>
                 <w:szCs w:val="20"/>
               </w:rPr>
               <w:t xml:space="preserve">, </w:t>
@@ -1762,7 +1775,7 @@
                 <w:rFonts w:ascii="Avenir Next" w:hAnsi="Avenir Next" w:cs="Avenir Next" w:eastAsia="Avenir Next"/>
                 <w:i/>
                 <w:color w:val="1A1A1A"/>
-                <w:sz w:val="20"/>
+                <w:sz w:val="22"/>
                 <w:szCs w:val="20"/>
               </w:rPr>
               <w:t xml:space="preserve">y</w:t>
@@ -1771,7 +1784,7 @@
               <w:rPr>
                 <w:rFonts w:ascii="Avenir Next" w:hAnsi="Avenir Next" w:cs="Avenir Next" w:eastAsia="Avenir Next"/>
                 <w:color w:val="1A1A1A"/>
-                <w:sz w:val="20"/>
+                <w:sz w:val="22"/>
                 <w:szCs w:val="20"/>
               </w:rPr>
               <w:t xml:space="preserve">), like (4, 36).  </w:t>
@@ -1781,7 +1794,7 @@
                 <w:rFonts w:ascii="Avenir Next" w:hAnsi="Avenir Next" w:cs="Avenir Next" w:eastAsia="Avenir Next"/>
                 <w:b/>
                 <w:color w:val="1A1A1A"/>
-                <w:sz w:val="20"/>
+                <w:sz w:val="22"/>
                 <w:szCs w:val="20"/>
               </w:rPr>
               <w:t xml:space="preserve">You will use it in Practice Form A, problems 4 and 7.</w:t>
@@ -1792,6 +1805,7 @@
     </w:tbl>
     <w:p>
       <w:pPr>
+        <w:pStyle w:val="Heading2"/>
         <w:keepNext/>
         <w:pBdr>
           <w:bottom w:val="single" w:sz="8" w:space="3" w:color="003A70"/>
@@ -1799,7 +1813,7 @@
         <w:tabs>
           <w:tab w:val="right" w:pos="9504"/>
         </w:tabs>
-        <w:spacing w:before="50" w:after="36" w:line="240" w:lineRule="auto"/>
+        <w:spacing w:before="42" w:after="31" w:line="240" w:lineRule="auto"/>
       </w:pPr>
       <w:r>
         <w:rPr>
@@ -1807,7 +1821,7 @@
           <w:b/>
           <w:color w:val="003A70"/>
           <w:spacing w:val="14"/>
-          <w:sz w:val="19"/>
+          <w:sz w:val="22"/>
           <w:szCs w:val="19"/>
         </w:rPr>
         <w:t xml:space="preserve">STEPS TO FOLLOW</w:t>
@@ -1826,7 +1840,7 @@
           <w:rFonts w:ascii="Avenir Next" w:hAnsi="Avenir Next" w:cs="Avenir Next" w:eastAsia="Avenir Next"/>
           <w:i/>
           <w:color w:val="5A5F66"/>
-          <w:sz w:val="17"/>
+          <w:sz w:val="22"/>
           <w:szCs w:val="17"/>
         </w:rPr>
         <w:t xml:space="preserve">use these same steps on every problem</w:t>
@@ -1868,6 +1882,7 @@
           </w:tcPr>
           <w:p>
             <w:pPr>
+              <w:pStyle w:val="Heading1"/>
               <w:spacing w:before="0" w:after="0" w:line="240" w:lineRule="auto"/>
               <w:jc w:val="center"/>
             </w:pPr>
@@ -1890,13 +1905,13 @@
           </w:tcPr>
           <w:p>
             <w:pPr>
-              <w:spacing w:before="0" w:after="0" w:line="264" w:lineRule="auto"/>
+              <w:spacing w:before="0" w:after="0" w:line="252" w:lineRule="auto"/>
             </w:pPr>
             <w:r>
               <w:rPr>
                 <w:rFonts w:ascii="Avenir Next" w:hAnsi="Avenir Next" w:cs="Avenir Next" w:eastAsia="Avenir Next"/>
                 <w:color w:val="1A1A1A"/>
-                <w:sz w:val="21"/>
+                <w:sz w:val="22"/>
                 <w:szCs w:val="21"/>
               </w:rPr>
               <w:t xml:space="preserve">The </w:t>
@@ -1906,7 +1921,7 @@
                 <w:rFonts w:ascii="Avenir Next" w:hAnsi="Avenir Next" w:cs="Avenir Next" w:eastAsia="Avenir Next"/>
                 <w:b/>
                 <w:color w:val="1A1A1A"/>
-                <w:sz w:val="21"/>
+                <w:sz w:val="22"/>
                 <w:szCs w:val="21"/>
               </w:rPr>
               <w:t xml:space="preserve">independent</w:t>
@@ -1915,7 +1930,7 @@
               <w:rPr>
                 <w:rFonts w:ascii="Avenir Next" w:hAnsi="Avenir Next" w:cs="Avenir Next" w:eastAsia="Avenir Next"/>
                 <w:color w:val="1A1A1A"/>
-                <w:sz w:val="21"/>
+                <w:sz w:val="22"/>
                 <w:szCs w:val="21"/>
               </w:rPr>
               <w:t xml:space="preserve"> amount is </w:t>
@@ -1925,7 +1940,7 @@
                 <w:rFonts w:ascii="Avenir Next" w:hAnsi="Avenir Next" w:cs="Avenir Next" w:eastAsia="Avenir Next"/>
                 <w:i/>
                 <w:color w:val="1A1A1A"/>
-                <w:sz w:val="21"/>
+                <w:sz w:val="22"/>
                 <w:szCs w:val="21"/>
               </w:rPr>
               <w:t xml:space="preserve">x</w:t>
@@ -1934,7 +1949,7 @@
               <w:rPr>
                 <w:rFonts w:ascii="Avenir Next" w:hAnsi="Avenir Next" w:cs="Avenir Next" w:eastAsia="Avenir Next"/>
                 <w:color w:val="1A1A1A"/>
-                <w:sz w:val="21"/>
+                <w:sz w:val="22"/>
                 <w:szCs w:val="21"/>
               </w:rPr>
               <w:t xml:space="preserve">, the first number.</w:t>
@@ -1953,6 +1968,7 @@
           </w:tcPr>
           <w:p>
             <w:pPr>
+              <w:pStyle w:val="Heading1"/>
               <w:spacing w:before="0" w:after="0" w:line="240" w:lineRule="auto"/>
               <w:jc w:val="center"/>
             </w:pPr>
@@ -1975,13 +1991,13 @@
           </w:tcPr>
           <w:p>
             <w:pPr>
-              <w:spacing w:before="0" w:after="0" w:line="264" w:lineRule="auto"/>
+              <w:spacing w:before="0" w:after="0" w:line="252" w:lineRule="auto"/>
             </w:pPr>
             <w:r>
               <w:rPr>
                 <w:rFonts w:ascii="Avenir Next" w:hAnsi="Avenir Next" w:cs="Avenir Next" w:eastAsia="Avenir Next"/>
                 <w:color w:val="1A1A1A"/>
-                <w:sz w:val="21"/>
+                <w:sz w:val="22"/>
                 <w:szCs w:val="21"/>
               </w:rPr>
               <w:t xml:space="preserve">The </w:t>
@@ -1991,7 +2007,7 @@
                 <w:rFonts w:ascii="Avenir Next" w:hAnsi="Avenir Next" w:cs="Avenir Next" w:eastAsia="Avenir Next"/>
                 <w:b/>
                 <w:color w:val="1A1A1A"/>
-                <w:sz w:val="21"/>
+                <w:sz w:val="22"/>
                 <w:szCs w:val="21"/>
               </w:rPr>
               <w:t xml:space="preserve">dependent</w:t>
@@ -2000,7 +2016,7 @@
               <w:rPr>
                 <w:rFonts w:ascii="Avenir Next" w:hAnsi="Avenir Next" w:cs="Avenir Next" w:eastAsia="Avenir Next"/>
                 <w:color w:val="1A1A1A"/>
-                <w:sz w:val="21"/>
+                <w:sz w:val="22"/>
                 <w:szCs w:val="21"/>
               </w:rPr>
               <w:t xml:space="preserve"> amount is </w:t>
@@ -2010,7 +2026,7 @@
                 <w:rFonts w:ascii="Avenir Next" w:hAnsi="Avenir Next" w:cs="Avenir Next" w:eastAsia="Avenir Next"/>
                 <w:i/>
                 <w:color w:val="1A1A1A"/>
-                <w:sz w:val="21"/>
+                <w:sz w:val="22"/>
                 <w:szCs w:val="21"/>
               </w:rPr>
               <w:t xml:space="preserve">y</w:t>
@@ -2019,7 +2035,7 @@
               <w:rPr>
                 <w:rFonts w:ascii="Avenir Next" w:hAnsi="Avenir Next" w:cs="Avenir Next" w:eastAsia="Avenir Next"/>
                 <w:color w:val="1A1A1A"/>
-                <w:sz w:val="21"/>
+                <w:sz w:val="22"/>
                 <w:szCs w:val="21"/>
               </w:rPr>
               <w:t xml:space="preserve">, the second number.</w:t>
@@ -2038,6 +2054,7 @@
           </w:tcPr>
           <w:p>
             <w:pPr>
+              <w:pStyle w:val="Heading1"/>
               <w:spacing w:before="0" w:after="0" w:line="240" w:lineRule="auto"/>
               <w:jc w:val="center"/>
             </w:pPr>
@@ -2060,13 +2077,13 @@
           </w:tcPr>
           <w:p>
             <w:pPr>
-              <w:spacing w:before="0" w:after="0" w:line="264" w:lineRule="auto"/>
+              <w:spacing w:before="0" w:after="0" w:line="252" w:lineRule="auto"/>
             </w:pPr>
             <w:r>
               <w:rPr>
                 <w:rFonts w:ascii="Avenir Next" w:hAnsi="Avenir Next" w:cs="Avenir Next" w:eastAsia="Avenir Next"/>
                 <w:color w:val="1A1A1A"/>
-                <w:sz w:val="21"/>
+                <w:sz w:val="22"/>
                 <w:szCs w:val="21"/>
               </w:rPr>
               <w:t xml:space="preserve">Write the </w:t>
@@ -2076,7 +2093,7 @@
                 <w:rFonts w:ascii="Avenir Next" w:hAnsi="Avenir Next" w:cs="Avenir Next" w:eastAsia="Avenir Next"/>
                 <w:b/>
                 <w:color w:val="1A1A1A"/>
-                <w:sz w:val="21"/>
+                <w:sz w:val="22"/>
                 <w:szCs w:val="21"/>
               </w:rPr>
               <w:t xml:space="preserve">pair</w:t>
@@ -2085,7 +2102,7 @@
               <w:rPr>
                 <w:rFonts w:ascii="Avenir Next" w:hAnsi="Avenir Next" w:cs="Avenir Next" w:eastAsia="Avenir Next"/>
                 <w:color w:val="1A1A1A"/>
-                <w:sz w:val="21"/>
+                <w:sz w:val="22"/>
                 <w:szCs w:val="21"/>
               </w:rPr>
               <w:t xml:space="preserve"> (</w:t>
@@ -2095,7 +2112,7 @@
                 <w:rFonts w:ascii="Avenir Next" w:hAnsi="Avenir Next" w:cs="Avenir Next" w:eastAsia="Avenir Next"/>
                 <w:i/>
                 <w:color w:val="1A1A1A"/>
-                <w:sz w:val="21"/>
+                <w:sz w:val="22"/>
                 <w:szCs w:val="21"/>
               </w:rPr>
               <w:t xml:space="preserve">x</w:t>
@@ -2104,7 +2121,7 @@
               <w:rPr>
                 <w:rFonts w:ascii="Avenir Next" w:hAnsi="Avenir Next" w:cs="Avenir Next" w:eastAsia="Avenir Next"/>
                 <w:color w:val="1A1A1A"/>
-                <w:sz w:val="21"/>
+                <w:sz w:val="22"/>
                 <w:szCs w:val="21"/>
               </w:rPr>
               <w:t xml:space="preserve">, </w:t>
@@ -2114,7 +2131,7 @@
                 <w:rFonts w:ascii="Avenir Next" w:hAnsi="Avenir Next" w:cs="Avenir Next" w:eastAsia="Avenir Next"/>
                 <w:i/>
                 <w:color w:val="1A1A1A"/>
-                <w:sz w:val="21"/>
+                <w:sz w:val="22"/>
                 <w:szCs w:val="21"/>
               </w:rPr>
               <w:t xml:space="preserve">y</w:t>
@@ -2123,7 +2140,7 @@
               <w:rPr>
                 <w:rFonts w:ascii="Avenir Next" w:hAnsi="Avenir Next" w:cs="Avenir Next" w:eastAsia="Avenir Next"/>
                 <w:color w:val="1A1A1A"/>
-                <w:sz w:val="21"/>
+                <w:sz w:val="22"/>
                 <w:szCs w:val="21"/>
               </w:rPr>
               <w:t xml:space="preserve">). Plot it: across, then up.</w:t>
@@ -2134,6 +2151,7 @@
     </w:tbl>
     <w:p>
       <w:pPr>
+        <w:pStyle w:val="Heading2"/>
         <w:keepNext/>
         <w:pBdr>
           <w:bottom w:val="single" w:sz="8" w:space="3" w:color="003A70"/>
@@ -2141,7 +2159,7 @@
         <w:tabs>
           <w:tab w:val="right" w:pos="9504"/>
         </w:tabs>
-        <w:spacing w:before="50" w:after="36" w:line="240" w:lineRule="auto"/>
+        <w:spacing w:before="42" w:after="31" w:line="240" w:lineRule="auto"/>
       </w:pPr>
       <w:r>
         <w:rPr>
@@ -2149,7 +2167,7 @@
           <w:b/>
           <w:color w:val="003A70"/>
           <w:spacing w:val="14"/>
-          <w:sz w:val="19"/>
+          <w:sz w:val="22"/>
           <w:szCs w:val="19"/>
         </w:rPr>
         <w:t xml:space="preserve">WATCH ME</w:t>
@@ -2168,7 +2186,7 @@
           <w:rFonts w:ascii="Avenir Next" w:hAnsi="Avenir Next" w:cs="Avenir Next" w:eastAsia="Avenir Next"/>
           <w:i/>
           <w:color w:val="5A5F66"/>
-          <w:sz w:val="17"/>
+          <w:sz w:val="22"/>
           <w:szCs w:val="17"/>
         </w:rPr>
         <w:t xml:space="preserve">the steps in action</w:t>
@@ -2176,14 +2194,14 @@
     </w:p>
     <w:p>
       <w:pPr>
-        <w:spacing w:before="0" w:after="40" w:line="264" w:lineRule="auto"/>
+        <w:spacing w:before="0" w:after="34" w:line="252" w:lineRule="auto"/>
       </w:pPr>
       <w:r>
         <w:rPr>
           <w:rFonts w:ascii="Avenir Next" w:hAnsi="Avenir Next" w:cs="Avenir Next" w:eastAsia="Avenir Next"/>
           <w:b/>
           <w:color w:val="1A1A1A"/>
-          <w:sz w:val="21"/>
+          <w:sz w:val="22"/>
           <w:szCs w:val="21"/>
         </w:rPr>
         <w:t xml:space="preserve">Tickets cost $9 each. Write the pair for 4 tickets.</w:t>
@@ -2194,7 +2212,7 @@
         <w:tabs>
           <w:tab w:val="left" w:pos="950"/>
         </w:tabs>
-        <w:spacing w:before="0" w:after="24" w:line="256" w:lineRule="auto"/>
+        <w:spacing w:before="0" w:after="20" w:line="248" w:lineRule="auto"/>
         <w:ind w:left="950" w:hanging="950"/>
       </w:pPr>
       <w:r>
@@ -2202,18 +2220,18 @@
           <w:rFonts w:ascii="Avenir Next" w:hAnsi="Avenir Next" w:cs="Avenir Next" w:eastAsia="Avenir Next"/>
           <w:b/>
           <w:color w:val="003A70"/>
+          <w:sz w:val="22"/>
+          <w:szCs w:val="19"/>
+        </w:rPr>
+        <w:t xml:space="preserve">Step 1</w:t>
+      </w:r>
+      <w:r>
+        <w:rPr>
+          <w:rFonts w:ascii="Avenir Next" w:hAnsi="Avenir Next" w:cs="Avenir Next" w:eastAsia="Avenir Next"/>
+          <w:color w:val="1A1A1A"/>
           <w:sz w:val="19"/>
           <w:szCs w:val="19"/>
         </w:rPr>
-        <w:t xml:space="preserve">Step 1</w:t>
-      </w:r>
-      <w:r>
-        <w:rPr>
-          <w:rFonts w:ascii="Avenir Next" w:hAnsi="Avenir Next" w:cs="Avenir Next" w:eastAsia="Avenir Next"/>
-          <w:color w:val="1A1A1A"/>
-          <w:sz w:val="19"/>
-          <w:szCs w:val="19"/>
-        </w:rPr>
         <w:tab/>
       </w:r>
       <w:r>
@@ -2221,7 +2239,7 @@
           <w:rFonts w:ascii="Avenir Next" w:hAnsi="Avenir Next" w:cs="Avenir Next" w:eastAsia="Avenir Next"/>
           <w:i/>
           <w:color w:val="1A1A1A"/>
-          <w:sz w:val="21"/>
+          <w:sz w:val="22"/>
           <w:szCs w:val="21"/>
         </w:rPr>
         <w:t xml:space="preserve">x</w:t>
@@ -2230,7 +2248,7 @@
         <w:rPr>
           <w:rFonts w:ascii="Avenir Next" w:hAnsi="Avenir Next" w:cs="Avenir Next" w:eastAsia="Avenir Next"/>
           <w:color w:val="1A1A1A"/>
-          <w:sz w:val="21"/>
+          <w:sz w:val="22"/>
           <w:szCs w:val="21"/>
         </w:rPr>
         <w:t xml:space="preserve"> = 4 tickets</w:t>
@@ -2241,7 +2259,7 @@
         <w:tabs>
           <w:tab w:val="left" w:pos="950"/>
         </w:tabs>
-        <w:spacing w:before="0" w:after="24" w:line="256" w:lineRule="auto"/>
+        <w:spacing w:before="0" w:after="20" w:line="248" w:lineRule="auto"/>
         <w:ind w:left="950" w:hanging="950"/>
       </w:pPr>
       <w:r>
@@ -2249,18 +2267,18 @@
           <w:rFonts w:ascii="Avenir Next" w:hAnsi="Avenir Next" w:cs="Avenir Next" w:eastAsia="Avenir Next"/>
           <w:b/>
           <w:color w:val="003A70"/>
+          <w:sz w:val="22"/>
+          <w:szCs w:val="19"/>
+        </w:rPr>
+        <w:t xml:space="preserve">Step 2</w:t>
+      </w:r>
+      <w:r>
+        <w:rPr>
+          <w:rFonts w:ascii="Avenir Next" w:hAnsi="Avenir Next" w:cs="Avenir Next" w:eastAsia="Avenir Next"/>
+          <w:color w:val="1A1A1A"/>
           <w:sz w:val="19"/>
           <w:szCs w:val="19"/>
         </w:rPr>
-        <w:t xml:space="preserve">Step 2</w:t>
-      </w:r>
-      <w:r>
-        <w:rPr>
-          <w:rFonts w:ascii="Avenir Next" w:hAnsi="Avenir Next" w:cs="Avenir Next" w:eastAsia="Avenir Next"/>
-          <w:color w:val="1A1A1A"/>
-          <w:sz w:val="19"/>
-          <w:szCs w:val="19"/>
-        </w:rPr>
         <w:tab/>
       </w:r>
       <w:r>
@@ -2268,7 +2286,7 @@
           <w:rFonts w:ascii="Avenir Next" w:hAnsi="Avenir Next" w:cs="Avenir Next" w:eastAsia="Avenir Next"/>
           <w:i/>
           <w:color w:val="1A1A1A"/>
-          <w:sz w:val="21"/>
+          <w:sz w:val="22"/>
           <w:szCs w:val="21"/>
         </w:rPr>
         <w:t xml:space="preserve">y</w:t>
@@ -2277,7 +2295,7 @@
         <w:rPr>
           <w:rFonts w:ascii="Avenir Next" w:hAnsi="Avenir Next" w:cs="Avenir Next" w:eastAsia="Avenir Next"/>
           <w:color w:val="1A1A1A"/>
-          <w:sz w:val="21"/>
+          <w:sz w:val="22"/>
           <w:szCs w:val="21"/>
         </w:rPr>
         <w:t xml:space="preserve"> = 9 × 4 = 36 dollars</w:t>
@@ -2288,7 +2306,7 @@
         <w:tabs>
           <w:tab w:val="left" w:pos="950"/>
         </w:tabs>
-        <w:spacing w:before="0" w:after="24" w:line="256" w:lineRule="auto"/>
+        <w:spacing w:before="0" w:after="20" w:line="248" w:lineRule="auto"/>
         <w:ind w:left="950" w:hanging="950"/>
       </w:pPr>
       <w:r>
@@ -2296,25 +2314,25 @@
           <w:rFonts w:ascii="Avenir Next" w:hAnsi="Avenir Next" w:cs="Avenir Next" w:eastAsia="Avenir Next"/>
           <w:b/>
           <w:color w:val="003A70"/>
+          <w:sz w:val="22"/>
+          <w:szCs w:val="19"/>
+        </w:rPr>
+        <w:t xml:space="preserve">Step 3</w:t>
+      </w:r>
+      <w:r>
+        <w:rPr>
+          <w:rFonts w:ascii="Avenir Next" w:hAnsi="Avenir Next" w:cs="Avenir Next" w:eastAsia="Avenir Next"/>
+          <w:color w:val="1A1A1A"/>
           <w:sz w:val="19"/>
           <w:szCs w:val="19"/>
         </w:rPr>
-        <w:t xml:space="preserve">Step 3</w:t>
-      </w:r>
-      <w:r>
-        <w:rPr>
-          <w:rFonts w:ascii="Avenir Next" w:hAnsi="Avenir Next" w:cs="Avenir Next" w:eastAsia="Avenir Next"/>
-          <w:color w:val="1A1A1A"/>
-          <w:sz w:val="19"/>
-          <w:szCs w:val="19"/>
-        </w:rPr>
         <w:tab/>
       </w:r>
       <w:r>
         <w:rPr>
           <w:rFonts w:ascii="Avenir Next" w:hAnsi="Avenir Next" w:cs="Avenir Next" w:eastAsia="Avenir Next"/>
           <w:color w:val="1A1A1A"/>
-          <w:sz w:val="21"/>
+          <w:sz w:val="22"/>
           <w:szCs w:val="21"/>
         </w:rPr>
         <w:t xml:space="preserve">(4, 36): across 4, up to 36</w:t>
@@ -2325,7 +2343,7 @@
         <w:tabs>
           <w:tab w:val="left" w:pos="950"/>
         </w:tabs>
-        <w:spacing w:before="20" w:after="0" w:line="256" w:lineRule="auto"/>
+        <w:spacing w:before="17" w:after="0" w:line="248" w:lineRule="auto"/>
         <w:ind w:left="950" w:hanging="950"/>
       </w:pPr>
       <w:r>
@@ -2333,18 +2351,18 @@
           <w:rFonts w:ascii="Avenir Next" w:hAnsi="Avenir Next" w:cs="Avenir Next" w:eastAsia="Avenir Next"/>
           <w:b/>
           <w:color w:val="1A1A1A"/>
+          <w:sz w:val="22"/>
+          <w:szCs w:val="21"/>
+        </w:rPr>
+        <w:t xml:space="preserve">Answer</w:t>
+      </w:r>
+      <w:r>
+        <w:rPr>
+          <w:rFonts w:ascii="Avenir Next" w:hAnsi="Avenir Next" w:cs="Avenir Next" w:eastAsia="Avenir Next"/>
+          <w:color w:val="1A1A1A"/>
           <w:sz w:val="21"/>
           <w:szCs w:val="21"/>
         </w:rPr>
-        <w:t xml:space="preserve">Answer</w:t>
-      </w:r>
-      <w:r>
-        <w:rPr>
-          <w:rFonts w:ascii="Avenir Next" w:hAnsi="Avenir Next" w:cs="Avenir Next" w:eastAsia="Avenir Next"/>
-          <w:color w:val="1A1A1A"/>
-          <w:sz w:val="21"/>
-          <w:szCs w:val="21"/>
-        </w:rPr>
         <w:tab/>
       </w:r>
       <w:r>
@@ -2352,7 +2370,7 @@
           <w:rFonts w:ascii="Avenir Next" w:hAnsi="Avenir Next" w:cs="Avenir Next" w:eastAsia="Avenir Next"/>
           <w:b/>
           <w:color w:val="1A1A1A"/>
-          <w:sz w:val="21"/>
+          <w:sz w:val="22"/>
           <w:szCs w:val="21"/>
         </w:rPr>
         <w:t xml:space="preserve">(4, 36)</w:t>
@@ -2360,6 +2378,7 @@
     </w:p>
     <w:p>
       <w:pPr>
+        <w:pStyle w:val="Heading2"/>
         <w:keepNext/>
         <w:pBdr>
           <w:bottom w:val="single" w:sz="8" w:space="3" w:color="003A70"/>
@@ -2367,7 +2386,7 @@
         <w:tabs>
           <w:tab w:val="right" w:pos="9504"/>
         </w:tabs>
-        <w:spacing w:before="50" w:after="36" w:line="240" w:lineRule="auto"/>
+        <w:spacing w:before="42" w:after="31" w:line="240" w:lineRule="auto"/>
       </w:pPr>
       <w:r>
         <w:rPr>
@@ -2375,7 +2394,7 @@
           <w:b/>
           <w:color w:val="003A70"/>
           <w:spacing w:val="14"/>
-          <w:sz w:val="19"/>
+          <w:sz w:val="22"/>
           <w:szCs w:val="19"/>
         </w:rPr>
         <w:t xml:space="preserve">TRY IT WITH HELP</w:t>
@@ -2394,7 +2413,7 @@
           <w:rFonts w:ascii="Avenir Next" w:hAnsi="Avenir Next" w:cs="Avenir Next" w:eastAsia="Avenir Next"/>
           <w:i/>
           <w:color w:val="5A5F66"/>
-          <w:sz w:val="17"/>
+          <w:sz w:val="22"/>
           <w:szCs w:val="17"/>
         </w:rPr>
         <w:t xml:space="preserve">fill in each step</w:t>
@@ -2406,7 +2425,7 @@
         <w:tabs>
           <w:tab w:val="left" w:pos="432"/>
         </w:tabs>
-        <w:spacing w:before="90" w:after="40" w:line="268" w:lineRule="auto"/>
+        <w:spacing w:before="76" w:after="34" w:line="254" w:lineRule="auto"/>
         <w:ind w:left="432" w:hanging="432"/>
       </w:pPr>
       <w:r>
@@ -2444,7 +2463,7 @@
         <w:tabs>
           <w:tab w:val="left" w:pos="1300"/>
         </w:tabs>
-        <w:spacing w:before="0" w:after="24" w:line="272" w:lineRule="auto"/>
+        <w:spacing w:before="0" w:after="20" w:line="256" w:lineRule="auto"/>
         <w:ind w:left="1300" w:hanging="868"/>
       </w:pPr>
       <w:r>
@@ -2452,18 +2471,18 @@
           <w:rFonts w:ascii="Avenir Next" w:hAnsi="Avenir Next" w:cs="Avenir Next" w:eastAsia="Avenir Next"/>
           <w:b/>
           <w:color w:val="003A70"/>
+          <w:sz w:val="22"/>
+          <w:szCs w:val="18"/>
+        </w:rPr>
+        <w:t xml:space="preserve">Step 1</w:t>
+      </w:r>
+      <w:r>
+        <w:rPr>
+          <w:rFonts w:ascii="Avenir Next" w:hAnsi="Avenir Next" w:cs="Avenir Next" w:eastAsia="Avenir Next"/>
+          <w:color w:val="1A1A1A"/>
           <w:sz w:val="18"/>
           <w:szCs w:val="18"/>
         </w:rPr>
-        <w:t xml:space="preserve">Step 1</w:t>
-      </w:r>
-      <w:r>
-        <w:rPr>
-          <w:rFonts w:ascii="Avenir Next" w:hAnsi="Avenir Next" w:cs="Avenir Next" w:eastAsia="Avenir Next"/>
-          <w:color w:val="1A1A1A"/>
-          <w:sz w:val="18"/>
-          <w:szCs w:val="18"/>
-        </w:rPr>
         <w:tab/>
       </w:r>
       <w:r>
@@ -2471,26 +2490,26 @@
           <w:rFonts w:ascii="Avenir Next" w:hAnsi="Avenir Next" w:cs="Avenir Next" w:eastAsia="Avenir Next"/>
           <w:i/>
           <w:color w:val="1A1A1A"/>
+          <w:sz w:val="22"/>
+          <w:szCs w:val="21"/>
+        </w:rPr>
+        <w:t xml:space="preserve">x</w:t>
+      </w:r>
+      <w:r>
+        <w:rPr>
+          <w:rFonts w:ascii="Avenir Next" w:hAnsi="Avenir Next" w:cs="Avenir Next" w:eastAsia="Avenir Next"/>
+          <w:color w:val="1A1A1A"/>
+          <w:sz w:val="22"/>
+          <w:szCs w:val="21"/>
+        </w:rPr>
+        <w:t xml:space="preserve"> = </w:t>
+      </w:r>
+      <w:r>
+        <w:rPr>
+          <w:rFonts w:ascii="Avenir Next" w:hAnsi="Avenir Next" w:cs="Avenir Next" w:eastAsia="Avenir Next"/>
+          <w:color w:val="1A1A1A"/>
           <w:sz w:val="21"/>
           <w:szCs w:val="21"/>
-        </w:rPr>
-        <w:t xml:space="preserve">x</w:t>
-      </w:r>
-      <w:r>
-        <w:rPr>
-          <w:rFonts w:ascii="Avenir Next" w:hAnsi="Avenir Next" w:cs="Avenir Next" w:eastAsia="Avenir Next"/>
-          <w:color w:val="1A1A1A"/>
-          <w:sz w:val="21"/>
-          <w:szCs w:val="21"/>
-        </w:rPr>
-        <w:t xml:space="preserve"> = </w:t>
-      </w:r>
-      <w:r>
-        <w:rPr>
-          <w:rFonts w:ascii="Avenir Next" w:hAnsi="Avenir Next" w:cs="Avenir Next" w:eastAsia="Avenir Next"/>
-          <w:color w:val="1A1A1A"/>
-          <w:sz w:val="21"/>
-          <w:szCs w:val="21"/>
           <w:u w:val="single"/>
         </w:rPr>
         <w:t xml:space="preserve">                </w:t>
@@ -2499,7 +2518,7 @@
         <w:rPr>
           <w:rFonts w:ascii="Avenir Next" w:hAnsi="Avenir Next" w:cs="Avenir Next" w:eastAsia="Avenir Next"/>
           <w:color w:val="1A1A1A"/>
-          <w:sz w:val="21"/>
+          <w:sz w:val="22"/>
           <w:szCs w:val="21"/>
         </w:rPr>
         <w:t xml:space="preserve"> tickets</w:t>
@@ -2511,7 +2530,7 @@
         <w:tabs>
           <w:tab w:val="left" w:pos="1300"/>
         </w:tabs>
-        <w:spacing w:before="0" w:after="24" w:line="272" w:lineRule="auto"/>
+        <w:spacing w:before="0" w:after="20" w:line="256" w:lineRule="auto"/>
         <w:ind w:left="1300" w:hanging="868"/>
       </w:pPr>
       <w:r>
@@ -2519,18 +2538,18 @@
           <w:rFonts w:ascii="Avenir Next" w:hAnsi="Avenir Next" w:cs="Avenir Next" w:eastAsia="Avenir Next"/>
           <w:b/>
           <w:color w:val="003A70"/>
+          <w:sz w:val="22"/>
+          <w:szCs w:val="18"/>
+        </w:rPr>
+        <w:t xml:space="preserve">Step 2</w:t>
+      </w:r>
+      <w:r>
+        <w:rPr>
+          <w:rFonts w:ascii="Avenir Next" w:hAnsi="Avenir Next" w:cs="Avenir Next" w:eastAsia="Avenir Next"/>
+          <w:color w:val="1A1A1A"/>
           <w:sz w:val="18"/>
           <w:szCs w:val="18"/>
         </w:rPr>
-        <w:t xml:space="preserve">Step 2</w:t>
-      </w:r>
-      <w:r>
-        <w:rPr>
-          <w:rFonts w:ascii="Avenir Next" w:hAnsi="Avenir Next" w:cs="Avenir Next" w:eastAsia="Avenir Next"/>
-          <w:color w:val="1A1A1A"/>
-          <w:sz w:val="18"/>
-          <w:szCs w:val="18"/>
-        </w:rPr>
         <w:tab/>
       </w:r>
       <w:r>
@@ -2538,26 +2557,26 @@
           <w:rFonts w:ascii="Avenir Next" w:hAnsi="Avenir Next" w:cs="Avenir Next" w:eastAsia="Avenir Next"/>
           <w:i/>
           <w:color w:val="1A1A1A"/>
+          <w:sz w:val="22"/>
+          <w:szCs w:val="21"/>
+        </w:rPr>
+        <w:t xml:space="preserve">y</w:t>
+      </w:r>
+      <w:r>
+        <w:rPr>
+          <w:rFonts w:ascii="Avenir Next" w:hAnsi="Avenir Next" w:cs="Avenir Next" w:eastAsia="Avenir Next"/>
+          <w:color w:val="1A1A1A"/>
+          <w:sz w:val="22"/>
+          <w:szCs w:val="21"/>
+        </w:rPr>
+        <w:t xml:space="preserve"> = 9 × 7 = </w:t>
+      </w:r>
+      <w:r>
+        <w:rPr>
+          <w:rFonts w:ascii="Avenir Next" w:hAnsi="Avenir Next" w:cs="Avenir Next" w:eastAsia="Avenir Next"/>
+          <w:color w:val="1A1A1A"/>
           <w:sz w:val="21"/>
           <w:szCs w:val="21"/>
-        </w:rPr>
-        <w:t xml:space="preserve">y</w:t>
-      </w:r>
-      <w:r>
-        <w:rPr>
-          <w:rFonts w:ascii="Avenir Next" w:hAnsi="Avenir Next" w:cs="Avenir Next" w:eastAsia="Avenir Next"/>
-          <w:color w:val="1A1A1A"/>
-          <w:sz w:val="21"/>
-          <w:szCs w:val="21"/>
-        </w:rPr>
-        <w:t xml:space="preserve"> = 9 × 7 = </w:t>
-      </w:r>
-      <w:r>
-        <w:rPr>
-          <w:rFonts w:ascii="Avenir Next" w:hAnsi="Avenir Next" w:cs="Avenir Next" w:eastAsia="Avenir Next"/>
-          <w:color w:val="1A1A1A"/>
-          <w:sz w:val="21"/>
-          <w:szCs w:val="21"/>
           <w:u w:val="single"/>
         </w:rPr>
         <w:t xml:space="preserve">                </w:t>
@@ -2566,7 +2585,7 @@
         <w:rPr>
           <w:rFonts w:ascii="Avenir Next" w:hAnsi="Avenir Next" w:cs="Avenir Next" w:eastAsia="Avenir Next"/>
           <w:color w:val="1A1A1A"/>
-          <w:sz w:val="21"/>
+          <w:sz w:val="22"/>
           <w:szCs w:val="21"/>
         </w:rPr>
         <w:t xml:space="preserve"> dollars</w:t>
@@ -2578,7 +2597,7 @@
         <w:tabs>
           <w:tab w:val="left" w:pos="1300"/>
         </w:tabs>
-        <w:spacing w:before="0" w:after="24" w:line="272" w:lineRule="auto"/>
+        <w:spacing w:before="0" w:after="20" w:line="256" w:lineRule="auto"/>
         <w:ind w:left="1300" w:hanging="868"/>
       </w:pPr>
       <w:r>
@@ -2586,35 +2605,35 @@
           <w:rFonts w:ascii="Avenir Next" w:hAnsi="Avenir Next" w:cs="Avenir Next" w:eastAsia="Avenir Next"/>
           <w:b/>
           <w:color w:val="003A70"/>
+          <w:sz w:val="22"/>
+          <w:szCs w:val="18"/>
+        </w:rPr>
+        <w:t xml:space="preserve">Step 3</w:t>
+      </w:r>
+      <w:r>
+        <w:rPr>
+          <w:rFonts w:ascii="Avenir Next" w:hAnsi="Avenir Next" w:cs="Avenir Next" w:eastAsia="Avenir Next"/>
+          <w:color w:val="1A1A1A"/>
           <w:sz w:val="18"/>
           <w:szCs w:val="18"/>
         </w:rPr>
-        <w:t xml:space="preserve">Step 3</w:t>
-      </w:r>
-      <w:r>
-        <w:rPr>
-          <w:rFonts w:ascii="Avenir Next" w:hAnsi="Avenir Next" w:cs="Avenir Next" w:eastAsia="Avenir Next"/>
-          <w:color w:val="1A1A1A"/>
-          <w:sz w:val="18"/>
-          <w:szCs w:val="18"/>
-        </w:rPr>
         <w:tab/>
       </w:r>
       <w:r>
         <w:rPr>
           <w:rFonts w:ascii="Avenir Next" w:hAnsi="Avenir Next" w:cs="Avenir Next" w:eastAsia="Avenir Next"/>
           <w:color w:val="1A1A1A"/>
+          <w:sz w:val="22"/>
+          <w:szCs w:val="21"/>
+        </w:rPr>
+        <w:t xml:space="preserve">The pair is </w:t>
+      </w:r>
+      <w:r>
+        <w:rPr>
+          <w:rFonts w:ascii="Avenir Next" w:hAnsi="Avenir Next" w:cs="Avenir Next" w:eastAsia="Avenir Next"/>
+          <w:color w:val="1A1A1A"/>
           <w:sz w:val="21"/>
           <w:szCs w:val="21"/>
-        </w:rPr>
-        <w:t xml:space="preserve">The pair is </w:t>
-      </w:r>
-      <w:r>
-        <w:rPr>
-          <w:rFonts w:ascii="Avenir Next" w:hAnsi="Avenir Next" w:cs="Avenir Next" w:eastAsia="Avenir Next"/>
-          <w:color w:val="1A1A1A"/>
-          <w:sz w:val="21"/>
-          <w:szCs w:val="21"/>
           <w:u w:val="single"/>
         </w:rPr>
         <w:t xml:space="preserve">                </w:t>
@@ -2623,7 +2642,7 @@
         <w:rPr>
           <w:rFonts w:ascii="Avenir Next" w:hAnsi="Avenir Next" w:cs="Avenir Next" w:eastAsia="Avenir Next"/>
           <w:color w:val="1A1A1A"/>
-          <w:sz w:val="21"/>
+          <w:sz w:val="22"/>
           <w:szCs w:val="21"/>
         </w:rPr>
         <w:t xml:space="preserve">.</w:t>
@@ -2640,7 +2659,7 @@
         <w:tabs>
           <w:tab w:val="left" w:pos="432"/>
         </w:tabs>
-        <w:spacing w:before="90" w:after="40" w:line="268" w:lineRule="auto"/>
+        <w:spacing w:before="76" w:after="34" w:line="254" w:lineRule="auto"/>
         <w:ind w:left="432" w:hanging="432"/>
       </w:pPr>
       <w:r>
@@ -2678,7 +2697,7 @@
         <w:tabs>
           <w:tab w:val="left" w:pos="1300"/>
         </w:tabs>
-        <w:spacing w:before="0" w:after="24" w:line="272" w:lineRule="auto"/>
+        <w:spacing w:before="0" w:after="20" w:line="256" w:lineRule="auto"/>
         <w:ind w:left="1300" w:hanging="868"/>
       </w:pPr>
       <w:r>
@@ -2686,18 +2705,18 @@
           <w:rFonts w:ascii="Avenir Next" w:hAnsi="Avenir Next" w:cs="Avenir Next" w:eastAsia="Avenir Next"/>
           <w:b/>
           <w:color w:val="003A70"/>
+          <w:sz w:val="22"/>
+          <w:szCs w:val="18"/>
+        </w:rPr>
+        <w:t xml:space="preserve">Step 1</w:t>
+      </w:r>
+      <w:r>
+        <w:rPr>
+          <w:rFonts w:ascii="Avenir Next" w:hAnsi="Avenir Next" w:cs="Avenir Next" w:eastAsia="Avenir Next"/>
+          <w:color w:val="1A1A1A"/>
           <w:sz w:val="18"/>
           <w:szCs w:val="18"/>
         </w:rPr>
-        <w:t xml:space="preserve">Step 1</w:t>
-      </w:r>
-      <w:r>
-        <w:rPr>
-          <w:rFonts w:ascii="Avenir Next" w:hAnsi="Avenir Next" w:cs="Avenir Next" w:eastAsia="Avenir Next"/>
-          <w:color w:val="1A1A1A"/>
-          <w:sz w:val="18"/>
-          <w:szCs w:val="18"/>
-        </w:rPr>
         <w:tab/>
       </w:r>
       <w:r>
@@ -2705,26 +2724,26 @@
           <w:rFonts w:ascii="Avenir Next" w:hAnsi="Avenir Next" w:cs="Avenir Next" w:eastAsia="Avenir Next"/>
           <w:i/>
           <w:color w:val="1A1A1A"/>
+          <w:sz w:val="22"/>
+          <w:szCs w:val="21"/>
+        </w:rPr>
+        <w:t xml:space="preserve">x</w:t>
+      </w:r>
+      <w:r>
+        <w:rPr>
+          <w:rFonts w:ascii="Avenir Next" w:hAnsi="Avenir Next" w:cs="Avenir Next" w:eastAsia="Avenir Next"/>
+          <w:color w:val="1A1A1A"/>
+          <w:sz w:val="22"/>
+          <w:szCs w:val="21"/>
+        </w:rPr>
+        <w:t xml:space="preserve"> = </w:t>
+      </w:r>
+      <w:r>
+        <w:rPr>
+          <w:rFonts w:ascii="Avenir Next" w:hAnsi="Avenir Next" w:cs="Avenir Next" w:eastAsia="Avenir Next"/>
+          <w:color w:val="1A1A1A"/>
           <w:sz w:val="21"/>
           <w:szCs w:val="21"/>
-        </w:rPr>
-        <w:t xml:space="preserve">x</w:t>
-      </w:r>
-      <w:r>
-        <w:rPr>
-          <w:rFonts w:ascii="Avenir Next" w:hAnsi="Avenir Next" w:cs="Avenir Next" w:eastAsia="Avenir Next"/>
-          <w:color w:val="1A1A1A"/>
-          <w:sz w:val="21"/>
-          <w:szCs w:val="21"/>
-        </w:rPr>
-        <w:t xml:space="preserve"> = </w:t>
-      </w:r>
-      <w:r>
-        <w:rPr>
-          <w:rFonts w:ascii="Avenir Next" w:hAnsi="Avenir Next" w:cs="Avenir Next" w:eastAsia="Avenir Next"/>
-          <w:color w:val="1A1A1A"/>
-          <w:sz w:val="21"/>
-          <w:szCs w:val="21"/>
           <w:u w:val="single"/>
         </w:rPr>
         <w:t xml:space="preserve">                </w:t>
@@ -2733,7 +2752,7 @@
         <w:rPr>
           <w:rFonts w:ascii="Avenir Next" w:hAnsi="Avenir Next" w:cs="Avenir Next" w:eastAsia="Avenir Next"/>
           <w:color w:val="1A1A1A"/>
-          <w:sz w:val="21"/>
+          <w:sz w:val="22"/>
           <w:szCs w:val="21"/>
         </w:rPr>
         <w:t xml:space="preserve"> hours</w:t>
@@ -2745,7 +2764,7 @@
         <w:tabs>
           <w:tab w:val="left" w:pos="1300"/>
         </w:tabs>
-        <w:spacing w:before="0" w:after="24" w:line="272" w:lineRule="auto"/>
+        <w:spacing w:before="0" w:after="20" w:line="256" w:lineRule="auto"/>
         <w:ind w:left="1300" w:hanging="868"/>
       </w:pPr>
       <w:r>
@@ -2753,18 +2772,18 @@
           <w:rFonts w:ascii="Avenir Next" w:hAnsi="Avenir Next" w:cs="Avenir Next" w:eastAsia="Avenir Next"/>
           <w:b/>
           <w:color w:val="003A70"/>
+          <w:sz w:val="22"/>
+          <w:szCs w:val="18"/>
+        </w:rPr>
+        <w:t xml:space="preserve">Step 2</w:t>
+      </w:r>
+      <w:r>
+        <w:rPr>
+          <w:rFonts w:ascii="Avenir Next" w:hAnsi="Avenir Next" w:cs="Avenir Next" w:eastAsia="Avenir Next"/>
+          <w:color w:val="1A1A1A"/>
           <w:sz w:val="18"/>
           <w:szCs w:val="18"/>
         </w:rPr>
-        <w:t xml:space="preserve">Step 2</w:t>
-      </w:r>
-      <w:r>
-        <w:rPr>
-          <w:rFonts w:ascii="Avenir Next" w:hAnsi="Avenir Next" w:cs="Avenir Next" w:eastAsia="Avenir Next"/>
-          <w:color w:val="1A1A1A"/>
-          <w:sz w:val="18"/>
-          <w:szCs w:val="18"/>
-        </w:rPr>
         <w:tab/>
       </w:r>
       <w:r>
@@ -2772,26 +2791,26 @@
           <w:rFonts w:ascii="Avenir Next" w:hAnsi="Avenir Next" w:cs="Avenir Next" w:eastAsia="Avenir Next"/>
           <w:i/>
           <w:color w:val="1A1A1A"/>
+          <w:sz w:val="22"/>
+          <w:szCs w:val="21"/>
+        </w:rPr>
+        <w:t xml:space="preserve">y</w:t>
+      </w:r>
+      <w:r>
+        <w:rPr>
+          <w:rFonts w:ascii="Avenir Next" w:hAnsi="Avenir Next" w:cs="Avenir Next" w:eastAsia="Avenir Next"/>
+          <w:color w:val="1A1A1A"/>
+          <w:sz w:val="22"/>
+          <w:szCs w:val="21"/>
+        </w:rPr>
+        <w:t xml:space="preserve"> = 30 × 5 = </w:t>
+      </w:r>
+      <w:r>
+        <w:rPr>
+          <w:rFonts w:ascii="Avenir Next" w:hAnsi="Avenir Next" w:cs="Avenir Next" w:eastAsia="Avenir Next"/>
+          <w:color w:val="1A1A1A"/>
           <w:sz w:val="21"/>
           <w:szCs w:val="21"/>
-        </w:rPr>
-        <w:t xml:space="preserve">y</w:t>
-      </w:r>
-      <w:r>
-        <w:rPr>
-          <w:rFonts w:ascii="Avenir Next" w:hAnsi="Avenir Next" w:cs="Avenir Next" w:eastAsia="Avenir Next"/>
-          <w:color w:val="1A1A1A"/>
-          <w:sz w:val="21"/>
-          <w:szCs w:val="21"/>
-        </w:rPr>
-        <w:t xml:space="preserve"> = 30 × 5 = </w:t>
-      </w:r>
-      <w:r>
-        <w:rPr>
-          <w:rFonts w:ascii="Avenir Next" w:hAnsi="Avenir Next" w:cs="Avenir Next" w:eastAsia="Avenir Next"/>
-          <w:color w:val="1A1A1A"/>
-          <w:sz w:val="21"/>
-          <w:szCs w:val="21"/>
           <w:u w:val="single"/>
         </w:rPr>
         <w:t xml:space="preserve">                </w:t>
@@ -2800,7 +2819,7 @@
         <w:rPr>
           <w:rFonts w:ascii="Avenir Next" w:hAnsi="Avenir Next" w:cs="Avenir Next" w:eastAsia="Avenir Next"/>
           <w:color w:val="1A1A1A"/>
-          <w:sz w:val="21"/>
+          <w:sz w:val="22"/>
           <w:szCs w:val="21"/>
         </w:rPr>
         <w:t xml:space="preserve"> gallons</w:t>
@@ -2812,7 +2831,7 @@
         <w:tabs>
           <w:tab w:val="left" w:pos="1300"/>
         </w:tabs>
-        <w:spacing w:before="0" w:after="24" w:line="272" w:lineRule="auto"/>
+        <w:spacing w:before="0" w:after="20" w:line="256" w:lineRule="auto"/>
         <w:ind w:left="1300" w:hanging="868"/>
       </w:pPr>
       <w:r>
@@ -2820,35 +2839,35 @@
           <w:rFonts w:ascii="Avenir Next" w:hAnsi="Avenir Next" w:cs="Avenir Next" w:eastAsia="Avenir Next"/>
           <w:b/>
           <w:color w:val="003A70"/>
+          <w:sz w:val="22"/>
+          <w:szCs w:val="18"/>
+        </w:rPr>
+        <w:t xml:space="preserve">Step 3</w:t>
+      </w:r>
+      <w:r>
+        <w:rPr>
+          <w:rFonts w:ascii="Avenir Next" w:hAnsi="Avenir Next" w:cs="Avenir Next" w:eastAsia="Avenir Next"/>
+          <w:color w:val="1A1A1A"/>
           <w:sz w:val="18"/>
           <w:szCs w:val="18"/>
         </w:rPr>
-        <w:t xml:space="preserve">Step 3</w:t>
-      </w:r>
-      <w:r>
-        <w:rPr>
-          <w:rFonts w:ascii="Avenir Next" w:hAnsi="Avenir Next" w:cs="Avenir Next" w:eastAsia="Avenir Next"/>
-          <w:color w:val="1A1A1A"/>
-          <w:sz w:val="18"/>
-          <w:szCs w:val="18"/>
-        </w:rPr>
         <w:tab/>
       </w:r>
       <w:r>
         <w:rPr>
           <w:rFonts w:ascii="Avenir Next" w:hAnsi="Avenir Next" w:cs="Avenir Next" w:eastAsia="Avenir Next"/>
           <w:color w:val="1A1A1A"/>
+          <w:sz w:val="22"/>
+          <w:szCs w:val="21"/>
+        </w:rPr>
+        <w:t xml:space="preserve">The pair is </w:t>
+      </w:r>
+      <w:r>
+        <w:rPr>
+          <w:rFonts w:ascii="Avenir Next" w:hAnsi="Avenir Next" w:cs="Avenir Next" w:eastAsia="Avenir Next"/>
+          <w:color w:val="1A1A1A"/>
           <w:sz w:val="21"/>
           <w:szCs w:val="21"/>
-        </w:rPr>
-        <w:t xml:space="preserve">The pair is </w:t>
-      </w:r>
-      <w:r>
-        <w:rPr>
-          <w:rFonts w:ascii="Avenir Next" w:hAnsi="Avenir Next" w:cs="Avenir Next" w:eastAsia="Avenir Next"/>
-          <w:color w:val="1A1A1A"/>
-          <w:sz w:val="21"/>
-          <w:szCs w:val="21"/>
           <w:u w:val="single"/>
         </w:rPr>
         <w:t xml:space="preserve">                </w:t>
@@ -2857,7 +2876,7 @@
         <w:rPr>
           <w:rFonts w:ascii="Avenir Next" w:hAnsi="Avenir Next" w:cs="Avenir Next" w:eastAsia="Avenir Next"/>
           <w:color w:val="1A1A1A"/>
-          <w:sz w:val="21"/>
+          <w:sz w:val="22"/>
           <w:szCs w:val="21"/>
         </w:rPr>
         <w:t xml:space="preserve">.</w:t>
@@ -2870,6 +2889,7 @@
     </w:p>
     <w:p>
       <w:pPr>
+        <w:pStyle w:val="Heading2"/>
         <w:keepNext/>
         <w:pBdr>
           <w:bottom w:val="single" w:sz="8" w:space="3" w:color="003A70"/>
@@ -2877,7 +2897,7 @@
         <w:tabs>
           <w:tab w:val="right" w:pos="9504"/>
         </w:tabs>
-        <w:spacing w:before="50" w:after="36" w:line="240" w:lineRule="auto"/>
+        <w:spacing w:before="42" w:after="31" w:line="240" w:lineRule="auto"/>
       </w:pPr>
       <w:r>
         <w:rPr>
@@ -2885,7 +2905,7 @@
           <w:b/>
           <w:color w:val="003A70"/>
           <w:spacing w:val="14"/>
-          <w:sz w:val="19"/>
+          <w:sz w:val="22"/>
           <w:szCs w:val="19"/>
         </w:rPr>
         <w:t xml:space="preserve">YOUR TURN</w:t>
@@ -2904,7 +2924,7 @@
           <w:rFonts w:ascii="Avenir Next" w:hAnsi="Avenir Next" w:cs="Avenir Next" w:eastAsia="Avenir Next"/>
           <w:i/>
           <w:color w:val="5A5F66"/>
-          <w:sz w:val="17"/>
+          <w:sz w:val="22"/>
           <w:szCs w:val="17"/>
         </w:rPr>
         <w:t xml:space="preserve">use the steps on your own</w:t>
@@ -2954,7 +2974,7 @@
               <w:tabs>
                 <w:tab w:val="left" w:pos="432"/>
               </w:tabs>
-              <w:spacing w:before="90" w:after="40" w:line="268" w:lineRule="auto"/>
+              <w:spacing w:before="76" w:after="34" w:line="254" w:lineRule="auto"/>
               <w:ind w:left="432" w:hanging="432"/>
             </w:pPr>
             <w:r>
@@ -3028,7 +3048,7 @@
                     <w:tabs>
                       <w:tab w:val="left" w:pos="340"/>
                     </w:tabs>
-                    <w:spacing w:before="0" w:after="0" w:line="276" w:lineRule="auto"/>
+                    <w:spacing w:before="0" w:after="0" w:line="258" w:lineRule="auto"/>
                     <w:ind w:left="340" w:hanging="340"/>
                   </w:pPr>
                   <w:r>
@@ -3076,7 +3096,7 @@
                       <w:szCs w:val="22"/>
                       <w:u w:val="single"/>
                     </w:rPr>
-                    <w:t xml:space="preserve">        </w:t>
+                    <w:t xml:space="preserve">            </w:t>
                   </w:r>
                 </w:p>
               </w:tc>
@@ -3090,7 +3110,7 @@
                     <w:tabs>
                       <w:tab w:val="left" w:pos="340"/>
                     </w:tabs>
-                    <w:spacing w:before="0" w:after="0" w:line="276" w:lineRule="auto"/>
+                    <w:spacing w:before="0" w:after="0" w:line="258" w:lineRule="auto"/>
                     <w:ind w:left="340" w:hanging="340"/>
                   </w:pPr>
                   <w:r>
@@ -3138,7 +3158,7 @@
                       <w:szCs w:val="22"/>
                       <w:u w:val="single"/>
                     </w:rPr>
-                    <w:t xml:space="preserve">        </w:t>
+                    <w:t xml:space="preserve">            </w:t>
                   </w:r>
                 </w:p>
               </w:tc>
@@ -3152,7 +3172,7 @@
                     <w:tabs>
                       <w:tab w:val="left" w:pos="340"/>
                     </w:tabs>
-                    <w:spacing w:before="0" w:after="0" w:line="276" w:lineRule="auto"/>
+                    <w:spacing w:before="0" w:after="0" w:line="258" w:lineRule="auto"/>
                     <w:ind w:left="340" w:hanging="340"/>
                   </w:pPr>
                   <w:r>
@@ -3200,7 +3220,7 @@
                       <w:szCs w:val="22"/>
                       <w:u w:val="single"/>
                     </w:rPr>
-                    <w:t xml:space="preserve">        </w:t>
+                    <w:t xml:space="preserve">            </w:t>
                   </w:r>
                 </w:p>
               </w:tc>
@@ -3220,7 +3240,7 @@
                     <w:tabs>
                       <w:tab w:val="left" w:pos="340"/>
                     </w:tabs>
-                    <w:spacing w:before="0" w:after="0" w:line="276" w:lineRule="auto"/>
+                    <w:spacing w:before="0" w:after="0" w:line="258" w:lineRule="auto"/>
                     <w:ind w:left="340" w:hanging="340"/>
                   </w:pPr>
                   <w:r>
@@ -3268,7 +3288,7 @@
                       <w:szCs w:val="22"/>
                       <w:u w:val="single"/>
                     </w:rPr>
-                    <w:t xml:space="preserve">        </w:t>
+                    <w:t xml:space="preserve">            </w:t>
                   </w:r>
                 </w:p>
               </w:tc>
@@ -3282,7 +3302,7 @@
                     <w:tabs>
                       <w:tab w:val="left" w:pos="340"/>
                     </w:tabs>
-                    <w:spacing w:before="0" w:after="0" w:line="276" w:lineRule="auto"/>
+                    <w:spacing w:before="0" w:after="0" w:line="258" w:lineRule="auto"/>
                     <w:ind w:left="340" w:hanging="340"/>
                   </w:pPr>
                   <w:r>
@@ -3330,7 +3350,7 @@
                       <w:szCs w:val="22"/>
                       <w:u w:val="single"/>
                     </w:rPr>
-                    <w:t xml:space="preserve">        </w:t>
+                    <w:t xml:space="preserve">            </w:t>
                   </w:r>
                 </w:p>
               </w:tc>
@@ -3344,7 +3364,7 @@
                     <w:tabs>
                       <w:tab w:val="left" w:pos="340"/>
                     </w:tabs>
-                    <w:spacing w:before="0" w:after="0" w:line="276" w:lineRule="auto"/>
+                    <w:spacing w:before="0" w:after="0" w:line="258" w:lineRule="auto"/>
                     <w:ind w:left="340" w:hanging="340"/>
                   </w:pPr>
                   <w:r>
@@ -3392,7 +3412,7 @@
                       <w:szCs w:val="22"/>
                       <w:u w:val="single"/>
                     </w:rPr>
-                    <w:t xml:space="preserve">        </w:t>
+                    <w:t xml:space="preserve">            </w:t>
                   </w:r>
                 </w:p>
               </w:tc>
@@ -3413,6 +3433,7 @@
     </w:p>
     <w:p>
       <w:pPr>
+        <w:pStyle w:val="Heading2"/>
         <w:keepNext/>
         <w:pBdr>
           <w:bottom w:val="single" w:sz="8" w:space="3" w:color="003A70"/>
@@ -3420,7 +3441,7 @@
         <w:tabs>
           <w:tab w:val="right" w:pos="9504"/>
         </w:tabs>
-        <w:spacing w:before="50" w:after="36" w:line="240" w:lineRule="auto"/>
+        <w:spacing w:before="42" w:after="31" w:line="240" w:lineRule="auto"/>
       </w:pPr>
       <w:r>
         <w:rPr>
@@ -3428,7 +3449,7 @@
           <w:b/>
           <w:color w:val="003A70"/>
           <w:spacing w:val="14"/>
-          <w:sz w:val="19"/>
+          <w:sz w:val="22"/>
           <w:szCs w:val="19"/>
         </w:rPr>
         <w:t xml:space="preserve">READY CHECK</w:t>
@@ -3447,7 +3468,7 @@
           <w:rFonts w:ascii="Avenir Next" w:hAnsi="Avenir Next" w:cs="Avenir Next" w:eastAsia="Avenir Next"/>
           <w:i/>
           <w:color w:val="5A5F66"/>
-          <w:sz w:val="17"/>
+          <w:sz w:val="22"/>
           <w:szCs w:val="17"/>
         </w:rPr>
         <w:t xml:space="preserve">a problem like the one in today’s lesson</w:t>
@@ -3497,7 +3518,7 @@
               <w:tabs>
                 <w:tab w:val="left" w:pos="432"/>
               </w:tabs>
-              <w:spacing w:before="90" w:after="40" w:line="268" w:lineRule="auto"/>
+              <w:spacing w:before="76" w:after="34" w:line="254" w:lineRule="auto"/>
               <w:ind w:left="432" w:hanging="432"/>
             </w:pPr>
             <w:r>
@@ -3607,7 +3628,7 @@
                     <w:tabs>
                       <w:tab w:val="left" w:pos="340"/>
                     </w:tabs>
-                    <w:spacing w:before="0" w:after="0" w:line="264" w:lineRule="auto"/>
+                    <w:spacing w:before="0" w:after="0" w:line="252" w:lineRule="auto"/>
                     <w:ind w:left="340" w:hanging="340"/>
                   </w:pPr>
                   <w:r>
@@ -3615,25 +3636,25 @@
                       <w:rFonts w:ascii="Avenir Next" w:hAnsi="Avenir Next" w:cs="Avenir Next" w:eastAsia="Avenir Next"/>
                       <w:b/>
                       <w:color w:val="003A70"/>
+                      <w:sz w:val="22"/>
+                      <w:szCs w:val="21"/>
+                    </w:rPr>
+                    <w:t xml:space="preserve">A</w:t>
+                  </w:r>
+                  <w:r>
+                    <w:rPr>
+                      <w:rFonts w:ascii="Avenir Next" w:hAnsi="Avenir Next" w:cs="Avenir Next" w:eastAsia="Avenir Next"/>
+                      <w:color w:val="1A1A1A"/>
                       <w:sz w:val="21"/>
                       <w:szCs w:val="21"/>
                     </w:rPr>
-                    <w:t xml:space="preserve">A</w:t>
-                  </w:r>
-                  <w:r>
-                    <w:rPr>
-                      <w:rFonts w:ascii="Avenir Next" w:hAnsi="Avenir Next" w:cs="Avenir Next" w:eastAsia="Avenir Next"/>
-                      <w:color w:val="1A1A1A"/>
-                      <w:sz w:val="21"/>
-                      <w:szCs w:val="21"/>
-                    </w:rPr>
                     <w:tab/>
                   </w:r>
                   <w:r>
                     <w:rPr>
                       <w:rFonts w:ascii="Avenir Next" w:hAnsi="Avenir Next" w:cs="Avenir Next" w:eastAsia="Avenir Next"/>
                       <w:color w:val="1A1A1A"/>
-                      <w:sz w:val="21"/>
+                      <w:sz w:val="22"/>
                       <w:szCs w:val="21"/>
                     </w:rPr>
                     <w:t xml:space="preserve">4 signs raise $60 in all.</w:t>
@@ -3650,7 +3671,7 @@
                     <w:tabs>
                       <w:tab w:val="left" w:pos="340"/>
                     </w:tabs>
-                    <w:spacing w:before="0" w:after="0" w:line="264" w:lineRule="auto"/>
+                    <w:spacing w:before="0" w:after="0" w:line="252" w:lineRule="auto"/>
                     <w:ind w:left="340" w:hanging="340"/>
                   </w:pPr>
                   <w:r>
@@ -3658,25 +3679,25 @@
                       <w:rFonts w:ascii="Avenir Next" w:hAnsi="Avenir Next" w:cs="Avenir Next" w:eastAsia="Avenir Next"/>
                       <w:b/>
                       <w:color w:val="003A70"/>
+                      <w:sz w:val="22"/>
+                      <w:szCs w:val="21"/>
+                    </w:rPr>
+                    <w:t xml:space="preserve">B</w:t>
+                  </w:r>
+                  <w:r>
+                    <w:rPr>
+                      <w:rFonts w:ascii="Avenir Next" w:hAnsi="Avenir Next" w:cs="Avenir Next" w:eastAsia="Avenir Next"/>
+                      <w:color w:val="1A1A1A"/>
                       <w:sz w:val="21"/>
                       <w:szCs w:val="21"/>
                     </w:rPr>
-                    <w:t xml:space="preserve">B</w:t>
-                  </w:r>
-                  <w:r>
-                    <w:rPr>
-                      <w:rFonts w:ascii="Avenir Next" w:hAnsi="Avenir Next" w:cs="Avenir Next" w:eastAsia="Avenir Next"/>
-                      <w:color w:val="1A1A1A"/>
-                      <w:sz w:val="21"/>
-                      <w:szCs w:val="21"/>
-                    </w:rPr>
                     <w:tab/>
                   </w:r>
                   <w:r>
                     <w:rPr>
                       <w:rFonts w:ascii="Avenir Next" w:hAnsi="Avenir Next" w:cs="Avenir Next" w:eastAsia="Avenir Next"/>
                       <w:color w:val="1A1A1A"/>
-                      <w:sz w:val="21"/>
+                      <w:sz w:val="22"/>
                       <w:szCs w:val="21"/>
                     </w:rPr>
                     <w:t xml:space="preserve">Each sign raises $60.</w:t>
@@ -3698,7 +3719,7 @@
                     <w:tabs>
                       <w:tab w:val="left" w:pos="340"/>
                     </w:tabs>
-                    <w:spacing w:before="0" w:after="0" w:line="264" w:lineRule="auto"/>
+                    <w:spacing w:before="0" w:after="0" w:line="252" w:lineRule="auto"/>
                     <w:ind w:left="340" w:hanging="340"/>
                   </w:pPr>
                   <w:r>
@@ -3706,25 +3727,25 @@
                       <w:rFonts w:ascii="Avenir Next" w:hAnsi="Avenir Next" w:cs="Avenir Next" w:eastAsia="Avenir Next"/>
                       <w:b/>
                       <w:color w:val="003A70"/>
+                      <w:sz w:val="22"/>
+                      <w:szCs w:val="21"/>
+                    </w:rPr>
+                    <w:t xml:space="preserve">C</w:t>
+                  </w:r>
+                  <w:r>
+                    <w:rPr>
+                      <w:rFonts w:ascii="Avenir Next" w:hAnsi="Avenir Next" w:cs="Avenir Next" w:eastAsia="Avenir Next"/>
+                      <w:color w:val="1A1A1A"/>
                       <w:sz w:val="21"/>
                       <w:szCs w:val="21"/>
                     </w:rPr>
-                    <w:t xml:space="preserve">C</w:t>
-                  </w:r>
-                  <w:r>
-                    <w:rPr>
-                      <w:rFonts w:ascii="Avenir Next" w:hAnsi="Avenir Next" w:cs="Avenir Next" w:eastAsia="Avenir Next"/>
-                      <w:color w:val="1A1A1A"/>
-                      <w:sz w:val="21"/>
-                      <w:szCs w:val="21"/>
-                    </w:rPr>
                     <w:tab/>
                   </w:r>
                   <w:r>
                     <w:rPr>
                       <w:rFonts w:ascii="Avenir Next" w:hAnsi="Avenir Next" w:cs="Avenir Next" w:eastAsia="Avenir Next"/>
                       <w:color w:val="1A1A1A"/>
-                      <w:sz w:val="21"/>
+                      <w:sz w:val="22"/>
                       <w:szCs w:val="21"/>
                     </w:rPr>
                     <w:t xml:space="preserve">60 signs raise $4.</w:t>
@@ -3741,7 +3762,7 @@
                     <w:tabs>
                       <w:tab w:val="left" w:pos="340"/>
                     </w:tabs>
-                    <w:spacing w:before="0" w:after="0" w:line="264" w:lineRule="auto"/>
+                    <w:spacing w:before="0" w:after="0" w:line="252" w:lineRule="auto"/>
                     <w:ind w:left="340" w:hanging="340"/>
                   </w:pPr>
                   <w:r>
@@ -3749,25 +3770,25 @@
                       <w:rFonts w:ascii="Avenir Next" w:hAnsi="Avenir Next" w:cs="Avenir Next" w:eastAsia="Avenir Next"/>
                       <w:b/>
                       <w:color w:val="003A70"/>
+                      <w:sz w:val="22"/>
+                      <w:szCs w:val="21"/>
+                    </w:rPr>
+                    <w:t xml:space="preserve">D</w:t>
+                  </w:r>
+                  <w:r>
+                    <w:rPr>
+                      <w:rFonts w:ascii="Avenir Next" w:hAnsi="Avenir Next" w:cs="Avenir Next" w:eastAsia="Avenir Next"/>
+                      <w:color w:val="1A1A1A"/>
                       <w:sz w:val="21"/>
                       <w:szCs w:val="21"/>
                     </w:rPr>
-                    <w:t xml:space="preserve">D</w:t>
-                  </w:r>
-                  <w:r>
-                    <w:rPr>
-                      <w:rFonts w:ascii="Avenir Next" w:hAnsi="Avenir Next" w:cs="Avenir Next" w:eastAsia="Avenir Next"/>
-                      <w:color w:val="1A1A1A"/>
-                      <w:sz w:val="21"/>
-                      <w:szCs w:val="21"/>
-                    </w:rPr>
                     <w:tab/>
                   </w:r>
                   <w:r>
                     <w:rPr>
                       <w:rFonts w:ascii="Avenir Next" w:hAnsi="Avenir Next" w:cs="Avenir Next" w:eastAsia="Avenir Next"/>
                       <w:color w:val="1A1A1A"/>
-                      <w:sz w:val="21"/>
+                      <w:sz w:val="22"/>
                       <w:szCs w:val="21"/>
                     </w:rPr>
                     <w:t xml:space="preserve">4 hours raise $60.</w:t>
@@ -3816,19 +3837,42 @@
         <w:tblLook w:val="0000" w:firstRow="0" w:lastRow="0" w:firstColumn="0" w:lastColumn="0" w:noHBand="1" w:noVBand="1"/>
       </w:tblPr>
       <w:tblGrid>
-        <w:gridCol w:w="2000"/>
-        <w:gridCol w:w="2300"/>
-        <w:gridCol w:w="2100"/>
-        <w:gridCol w:w="3104"/>
+        <w:gridCol w:w="1750"/>
+        <w:gridCol w:w="2500"/>
+        <w:gridCol w:w="2200"/>
+        <w:gridCol w:w="3054"/>
       </w:tblGrid>
       <w:tr>
         <w:trPr>
           <w:cantSplit/>
-          <w:trHeight w:val="320" w:hRule="atLeast"/>
+          <w:trHeight w:val="300" w:hRule="atLeast"/>
         </w:trPr>
         <w:tc>
           <w:tcPr>
-            <w:tcW w:w="2000" w:type="dxa"/>
+            <w:tcW w:w="1750" w:type="dxa"/>
+            <w:vAlign w:val="center"/>
+          </w:tcPr>
+          <w:p>
+            <w:pPr>
+              <w:pStyle w:val="Heading2"/>
+              <w:spacing w:before="0" w:after="0" w:line="240" w:lineRule="auto"/>
+            </w:pPr>
+            <w:r>
+              <w:rPr>
+                <w:rFonts w:ascii="Avenir Next" w:hAnsi="Avenir Next" w:cs="Avenir Next" w:eastAsia="Avenir Next"/>
+                <w:b/>
+                <w:color w:val="003A70"/>
+                <w:spacing w:val="12"/>
+                <w:sz w:val="15"/>
+                <w:szCs w:val="15"/>
+              </w:rPr>
+              <w:t xml:space="preserve">CHECK YOURSELF</w:t>
+            </w:r>
+          </w:p>
+        </w:tc>
+        <w:tc>
+          <w:tcPr>
+            <w:tcW w:w="2500" w:type="dxa"/>
             <w:vAlign w:val="center"/>
           </w:tcPr>
           <w:p>
@@ -3837,20 +3881,27 @@
             </w:pPr>
             <w:r>
               <w:rPr>
-                <w:rFonts w:ascii="Avenir Next" w:hAnsi="Avenir Next" w:cs="Avenir Next" w:eastAsia="Avenir Next"/>
-                <w:b/>
-                <w:color w:val="003A70"/>
-                <w:spacing w:val="12"/>
-                <w:sz w:val="15"/>
-                <w:szCs w:val="15"/>
-              </w:rPr>
-              <w:t xml:space="preserve">CHECK YOURSELF</w:t>
+                <w:rFonts w:ascii="Arial" w:hAnsi="Arial" w:cs="Arial" w:eastAsia="Arial"/>
+                <w:color w:val="1A1A1A"/>
+                <w:sz w:val="20"/>
+                <w:szCs w:val="20"/>
+              </w:rPr>
+              <w:t xml:space="preserve">□</w:t>
+            </w:r>
+            <w:r>
+              <w:rPr>
+                <w:rFonts w:ascii="Avenir Next" w:hAnsi="Avenir Next" w:cs="Avenir Next" w:eastAsia="Avenir Next"/>
+                <w:color w:val="1A1A1A"/>
+                <w:sz w:val="17"/>
+                <w:szCs w:val="17"/>
+              </w:rPr>
+              <w:t xml:space="preserve">  I can do this on my own</w:t>
             </w:r>
           </w:p>
         </w:tc>
         <w:tc>
           <w:tcPr>
-            <w:tcW w:w="2300" w:type="dxa"/>
+            <w:tcW w:w="2200" w:type="dxa"/>
             <w:vAlign w:val="center"/>
           </w:tcPr>
           <w:p>
@@ -3861,8 +3912,8 @@
               <w:rPr>
                 <w:rFonts w:ascii="Arial" w:hAnsi="Arial" w:cs="Arial" w:eastAsia="Arial"/>
                 <w:color w:val="1A1A1A"/>
-                <w:sz w:val="24"/>
-                <w:szCs w:val="24"/>
+                <w:sz w:val="20"/>
+                <w:szCs w:val="20"/>
               </w:rPr>
               <w:t xml:space="preserve">□</w:t>
             </w:r>
@@ -3873,13 +3924,13 @@
                 <w:sz w:val="17"/>
                 <w:szCs w:val="17"/>
               </w:rPr>
-              <w:t xml:space="preserve">  I can do this on my own</w:t>
+              <w:t xml:space="preserve">  I need a little help</w:t>
             </w:r>
           </w:p>
         </w:tc>
         <w:tc>
           <w:tcPr>
-            <w:tcW w:w="2100" w:type="dxa"/>
+            <w:tcW w:w="3054" w:type="dxa"/>
             <w:vAlign w:val="center"/>
           </w:tcPr>
           <w:p>
@@ -3890,37 +3941,8 @@
               <w:rPr>
                 <w:rFonts w:ascii="Arial" w:hAnsi="Arial" w:cs="Arial" w:eastAsia="Arial"/>
                 <w:color w:val="1A1A1A"/>
-                <w:sz w:val="24"/>
-                <w:szCs w:val="24"/>
-              </w:rPr>
-              <w:t xml:space="preserve">□</w:t>
-            </w:r>
-            <w:r>
-              <w:rPr>
-                <w:rFonts w:ascii="Avenir Next" w:hAnsi="Avenir Next" w:cs="Avenir Next" w:eastAsia="Avenir Next"/>
-                <w:color w:val="1A1A1A"/>
-                <w:sz w:val="17"/>
-                <w:szCs w:val="17"/>
-              </w:rPr>
-              <w:t xml:space="preserve">  I need a little help</w:t>
-            </w:r>
-          </w:p>
-        </w:tc>
-        <w:tc>
-          <w:tcPr>
-            <w:tcW w:w="3104" w:type="dxa"/>
-            <w:vAlign w:val="center"/>
-          </w:tcPr>
-          <w:p>
-            <w:pPr>
-              <w:spacing w:before="0" w:after="0" w:line="240" w:lineRule="auto"/>
-            </w:pPr>
-            <w:r>
-              <w:rPr>
-                <w:rFonts w:ascii="Arial" w:hAnsi="Arial" w:cs="Arial" w:eastAsia="Arial"/>
-                <w:color w:val="1A1A1A"/>
-                <w:sz w:val="24"/>
-                <w:szCs w:val="24"/>
+                <w:sz w:val="20"/>
+                <w:szCs w:val="20"/>
               </w:rPr>
               <w:t xml:space="preserve">□</w:t>
             </w:r>
@@ -3955,7 +3977,7 @@
     <w:sectPr>
       <w:footerReference w:type="default" r:id="rIdFooter1"/>
       <w:pgSz w:w="12240" w:h="15840"/>
-      <w:pgMar w:top="893" w:right="1224" w:bottom="835" w:left="1512" w:header="432" w:footer="432" w:gutter="0"/>
+      <w:pgMar w:top="780" w:right="1224" w:bottom="760" w:left="1512" w:header="432" w:footer="432" w:gutter="0"/>
       <w:cols w:space="720"/>
     </w:sectPr>
   </w:body>
@@ -4035,7 +4057,106 @@
               <w:sz w:val="15"/>
               <w:szCs w:val="15"/>
             </w:rPr>
-            <w:t xml:space="preserve">Lesson 9-2  ·  Session 2  ·  Prerequisite Practice B</w:t>
+            <w:t xml:space="preserve">9-2 · Page </w:t>
+          </w:r>
+          <w:r>
+            <w:rPr>
+              <w:rFonts w:ascii="Avenir Next" w:hAnsi="Avenir Next" w:cs="Avenir Next" w:eastAsia="Avenir Next"/>
+              <w:color w:val="5A5F66"/>
+              <w:sz w:val="15"/>
+              <w:szCs w:val="15"/>
+            </w:rPr>
+            <w:fldChar w:fldCharType="begin"/>
+          </w:r>
+          <w:r>
+            <w:rPr>
+              <w:rFonts w:ascii="Avenir Next" w:hAnsi="Avenir Next" w:cs="Avenir Next" w:eastAsia="Avenir Next"/>
+              <w:color w:val="5A5F66"/>
+              <w:sz w:val="15"/>
+              <w:szCs w:val="15"/>
+            </w:rPr>
+            <w:instrText xml:space="preserve"> PAGE </w:instrText>
+          </w:r>
+          <w:r>
+            <w:rPr>
+              <w:rFonts w:ascii="Avenir Next" w:hAnsi="Avenir Next" w:cs="Avenir Next" w:eastAsia="Avenir Next"/>
+              <w:color w:val="5A5F66"/>
+              <w:sz w:val="15"/>
+              <w:szCs w:val="15"/>
+            </w:rPr>
+            <w:fldChar w:fldCharType="separate"/>
+          </w:r>
+          <w:r>
+            <w:rPr>
+              <w:rFonts w:ascii="Avenir Next" w:hAnsi="Avenir Next" w:cs="Avenir Next" w:eastAsia="Avenir Next"/>
+              <w:color w:val="5A5F66"/>
+              <w:sz w:val="15"/>
+              <w:szCs w:val="15"/>
+            </w:rPr>
+            <w:t xml:space="preserve">1</w:t>
+          </w:r>
+          <w:r>
+            <w:rPr>
+              <w:rFonts w:ascii="Avenir Next" w:hAnsi="Avenir Next" w:cs="Avenir Next" w:eastAsia="Avenir Next"/>
+              <w:color w:val="5A5F66"/>
+              <w:sz w:val="15"/>
+              <w:szCs w:val="15"/>
+            </w:rPr>
+            <w:fldChar w:fldCharType="end"/>
+          </w:r>
+          <w:r>
+            <w:rPr>
+              <w:rFonts w:ascii="Avenir Next" w:hAnsi="Avenir Next" w:cs="Avenir Next" w:eastAsia="Avenir Next"/>
+              <w:color w:val="5A5F66"/>
+              <w:sz w:val="15"/>
+              <w:szCs w:val="15"/>
+            </w:rPr>
+            <w:t xml:space="preserve"> of </w:t>
+          </w:r>
+          <w:r>
+            <w:rPr>
+              <w:rFonts w:ascii="Avenir Next" w:hAnsi="Avenir Next" w:cs="Avenir Next" w:eastAsia="Avenir Next"/>
+              <w:color w:val="5A5F66"/>
+              <w:sz w:val="15"/>
+              <w:szCs w:val="15"/>
+            </w:rPr>
+            <w:fldChar w:fldCharType="begin"/>
+          </w:r>
+          <w:r>
+            <w:rPr>
+              <w:rFonts w:ascii="Avenir Next" w:hAnsi="Avenir Next" w:cs="Avenir Next" w:eastAsia="Avenir Next"/>
+              <w:color w:val="5A5F66"/>
+              <w:sz w:val="15"/>
+              <w:szCs w:val="15"/>
+            </w:rPr>
+            <w:instrText xml:space="preserve"> NUMPAGES </w:instrText>
+          </w:r>
+          <w:r>
+            <w:rPr>
+              <w:rFonts w:ascii="Avenir Next" w:hAnsi="Avenir Next" w:cs="Avenir Next" w:eastAsia="Avenir Next"/>
+              <w:color w:val="5A5F66"/>
+              <w:sz w:val="15"/>
+              <w:szCs w:val="15"/>
+            </w:rPr>
+            <w:fldChar w:fldCharType="separate"/>
+          </w:r>
+          <w:r>
+            <w:rPr>
+              <w:rFonts w:ascii="Avenir Next" w:hAnsi="Avenir Next" w:cs="Avenir Next" w:eastAsia="Avenir Next"/>
+              <w:color w:val="5A5F66"/>
+              <w:sz w:val="15"/>
+              <w:szCs w:val="15"/>
+            </w:rPr>
+            <w:t xml:space="preserve">1</w:t>
+          </w:r>
+          <w:r>
+            <w:rPr>
+              <w:rFonts w:ascii="Avenir Next" w:hAnsi="Avenir Next" w:cs="Avenir Next" w:eastAsia="Avenir Next"/>
+              <w:color w:val="5A5F66"/>
+              <w:sz w:val="15"/>
+              <w:szCs w:val="15"/>
+            </w:rPr>
+            <w:fldChar w:fldCharType="end"/>
           </w:r>
         </w:p>
       </w:tc>
@@ -4078,5 +4199,23 @@
       </w:tblCellMar>
     </w:tblPr>
   </w:style>
+  <w:style w:type="paragraph" w:styleId="Heading1">
+    <w:name w:val="heading 1"/>
+    <w:basedOn w:val="Normal"/>
+    <w:pPr>
+      <w:outlineLvl w:val="0"/>
+      <w:keepNext w:val="0"/>
+      <w:keepLines w:val="0"/>
+    </w:pPr>
+  </w:style>
+  <w:style w:type="paragraph" w:styleId="Heading2">
+    <w:name w:val="heading 2"/>
+    <w:basedOn w:val="Normal"/>
+    <w:pPr>
+      <w:outlineLvl w:val="1"/>
+      <w:keepNext w:val="0"/>
+      <w:keepLines w:val="0"/>
+    </w:pPr>
+  </w:style>
 </w:styles>
 </file>